--- a/Project_report.docx
+++ b/Project_report.docx
@@ -91,6 +91,7 @@
       <w:pPr>
         <w:jc w:val="center"/>
         <w:rPr>
+          <w:rFonts w:ascii="Times New Roman" w:hAnsi="Times New Roman" w:cs="Times New Roman"/>
           <w:color w:val="4472C4" w:themeColor="accent5"/>
           <w:sz w:val="96"/>
           <w:szCs w:val="96"/>
@@ -125,6 +126,7 @@
       </w:pPr>
       <w:r>
         <w:rPr>
+          <w:rFonts w:ascii="Times New Roman" w:hAnsi="Times New Roman" w:cs="Times New Roman"/>
           <w:color w:val="4472C4" w:themeColor="accent5"/>
           <w:sz w:val="96"/>
           <w:szCs w:val="96"/>
@@ -163,6 +165,7 @@
       <w:pPr>
         <w:jc w:val="center"/>
         <w:rPr>
+          <w:rFonts w:ascii="Times New Roman" w:hAnsi="Times New Roman" w:cs="Times New Roman"/>
           <w:b/>
           <w:color w:val="4472C4" w:themeColor="accent5"/>
           <w:sz w:val="72"/>
@@ -187,6 +190,7 @@
       <w:pPr>
         <w:jc w:val="center"/>
         <w:rPr>
+          <w:rFonts w:ascii="Times New Roman" w:hAnsi="Times New Roman" w:cs="Times New Roman"/>
           <w:b/>
           <w:color w:val="4472C4" w:themeColor="accent5"/>
           <w:sz w:val="72"/>
@@ -208,6 +212,7 @@
       </w:pPr>
       <w:r>
         <w:rPr>
+          <w:rFonts w:ascii="Times New Roman" w:hAnsi="Times New Roman" w:cs="Times New Roman"/>
           <w:b/>
           <w:color w:val="4472C4" w:themeColor="accent5"/>
           <w:sz w:val="72"/>
@@ -232,6 +237,7 @@
     <w:p>
       <w:pPr>
         <w:rPr>
+          <w:rFonts w:ascii="Times New Roman" w:hAnsi="Times New Roman" w:cs="Times New Roman"/>
           <w:b/>
           <w:color w:val="4472C4" w:themeColor="accent5"/>
           <w:sz w:val="72"/>
@@ -255,6 +261,7 @@
     <w:p>
       <w:pPr>
         <w:rPr>
+          <w:rFonts w:ascii="Times New Roman" w:hAnsi="Times New Roman" w:cs="Times New Roman"/>
           <w:b/>
           <w:color w:val="4472C4" w:themeColor="accent5"/>
           <w:sz w:val="72"/>
@@ -276,6 +283,7 @@
       </w:pPr>
       <w:r>
         <w:rPr>
+          <w:rFonts w:ascii="Times New Roman" w:hAnsi="Times New Roman" w:cs="Times New Roman"/>
           <w:bCs/>
           <w:noProof/>
           <w:color w:val="4472C4" w:themeColor="accent5"/>
@@ -421,6 +429,7 @@
     <w:p>
       <w:pPr>
         <w:rPr>
+          <w:rFonts w:ascii="Times New Roman" w:hAnsi="Times New Roman" w:cs="Times New Roman"/>
           <w:b/>
           <w:color w:val="4472C4" w:themeColor="accent5"/>
           <w:sz w:val="72"/>
@@ -444,6 +453,7 @@
     <w:p>
       <w:pPr>
         <w:rPr>
+          <w:rFonts w:ascii="Times New Roman" w:hAnsi="Times New Roman" w:cs="Times New Roman"/>
           <w:b/>
           <w:color w:val="4472C4" w:themeColor="accent5"/>
           <w:sz w:val="72"/>
@@ -468,6 +478,7 @@
       <w:pPr>
         <w:jc w:val="center"/>
         <w:rPr>
+          <w:rFonts w:ascii="Times New Roman" w:hAnsi="Times New Roman" w:cs="Times New Roman"/>
           <w:bCs/>
           <w:color w:val="000000" w:themeColor="text1"/>
           <w:sz w:val="72"/>
@@ -481,6 +492,7 @@
       </w:pPr>
       <w:r>
         <w:rPr>
+          <w:rFonts w:ascii="Times New Roman" w:hAnsi="Times New Roman" w:cs="Times New Roman"/>
           <w:bCs/>
           <w:color w:val="000000" w:themeColor="text1"/>
           <w:sz w:val="72"/>
@@ -499,6 +511,7 @@
       <w:pPr>
         <w:jc w:val="center"/>
         <w:rPr>
+          <w:rFonts w:ascii="Times New Roman" w:hAnsi="Times New Roman" w:cs="Times New Roman"/>
           <w:bCs/>
           <w:color w:val="000000" w:themeColor="text1"/>
           <w:sz w:val="72"/>
@@ -515,19 +528,21 @@
       <w:pPr>
         <w:jc w:val="both"/>
         <w:rPr>
-          <w:bCs/>
-          <w:color w:val="000000" w:themeColor="text1"/>
-          <w:sz w:val="40"/>
-          <w:szCs w:val="40"/>
-          <w14:textOutline w14:w="9525" w14:cap="flat" w14:cmpd="sng" w14:algn="ctr">
-            <w14:noFill/>
-            <w14:prstDash w14:val="solid"/>
-            <w14:round/>
-          </w14:textOutline>
-        </w:rPr>
-      </w:pPr>
-      <w:r>
-        <w:rPr>
+          <w:rFonts w:ascii="Times New Roman" w:hAnsi="Times New Roman" w:cs="Times New Roman"/>
+          <w:bCs/>
+          <w:color w:val="000000" w:themeColor="text1"/>
+          <w:sz w:val="40"/>
+          <w:szCs w:val="40"/>
+          <w14:textOutline w14:w="9525" w14:cap="flat" w14:cmpd="sng" w14:algn="ctr">
+            <w14:noFill/>
+            <w14:prstDash w14:val="solid"/>
+            <w14:round/>
+          </w14:textOutline>
+        </w:rPr>
+      </w:pPr>
+      <w:r>
+        <w:rPr>
+          <w:rFonts w:ascii="Times New Roman" w:hAnsi="Times New Roman" w:cs="Times New Roman"/>
           <w:bCs/>
           <w:color w:val="000000" w:themeColor="text1"/>
           <w:sz w:val="40"/>
@@ -545,19 +560,21 @@
       <w:pPr>
         <w:jc w:val="both"/>
         <w:rPr>
-          <w:bCs/>
-          <w:color w:val="000000" w:themeColor="text1"/>
-          <w:sz w:val="40"/>
-          <w:szCs w:val="40"/>
-          <w14:textOutline w14:w="9525" w14:cap="flat" w14:cmpd="sng" w14:algn="ctr">
-            <w14:noFill/>
-            <w14:prstDash w14:val="solid"/>
-            <w14:round/>
-          </w14:textOutline>
-        </w:rPr>
-      </w:pPr>
-      <w:r>
-        <w:rPr>
+          <w:rFonts w:ascii="Times New Roman" w:hAnsi="Times New Roman" w:cs="Times New Roman"/>
+          <w:bCs/>
+          <w:color w:val="000000" w:themeColor="text1"/>
+          <w:sz w:val="40"/>
+          <w:szCs w:val="40"/>
+          <w14:textOutline w14:w="9525" w14:cap="flat" w14:cmpd="sng" w14:algn="ctr">
+            <w14:noFill/>
+            <w14:prstDash w14:val="solid"/>
+            <w14:round/>
+          </w14:textOutline>
+        </w:rPr>
+      </w:pPr>
+      <w:r>
+        <w:rPr>
+          <w:rFonts w:ascii="Times New Roman" w:hAnsi="Times New Roman" w:cs="Times New Roman"/>
           <w:bCs/>
           <w:color w:val="000000" w:themeColor="text1"/>
           <w:sz w:val="40"/>
@@ -572,6 +589,7 @@
       </w:r>
       <w:r>
         <w:rPr>
+          <w:rFonts w:ascii="Times New Roman" w:hAnsi="Times New Roman" w:cs="Times New Roman"/>
           <w:bCs/>
           <w:i/>
           <w:iCs/>
@@ -588,6 +606,7 @@
       </w:r>
       <w:r>
         <w:rPr>
+          <w:rFonts w:ascii="Times New Roman" w:hAnsi="Times New Roman" w:cs="Times New Roman"/>
           <w:bCs/>
           <w:color w:val="000000" w:themeColor="text1"/>
           <w:sz w:val="40"/>
@@ -602,6 +621,7 @@
       </w:r>
       <w:r>
         <w:rPr>
+          <w:rFonts w:ascii="Times New Roman" w:hAnsi="Times New Roman" w:cs="Times New Roman"/>
           <w:bCs/>
           <w:color w:val="000000" w:themeColor="text1"/>
           <w:sz w:val="40"/>
@@ -620,19 +640,21 @@
       <w:pPr>
         <w:jc w:val="both"/>
         <w:rPr>
-          <w:bCs/>
-          <w:color w:val="000000" w:themeColor="text1"/>
-          <w:sz w:val="40"/>
-          <w:szCs w:val="40"/>
-          <w14:textOutline w14:w="9525" w14:cap="flat" w14:cmpd="sng" w14:algn="ctr">
-            <w14:noFill/>
-            <w14:prstDash w14:val="solid"/>
-            <w14:round/>
-          </w14:textOutline>
-        </w:rPr>
-      </w:pPr>
-      <w:r>
-        <w:rPr>
+          <w:rFonts w:ascii="Times New Roman" w:hAnsi="Times New Roman" w:cs="Times New Roman"/>
+          <w:bCs/>
+          <w:color w:val="000000" w:themeColor="text1"/>
+          <w:sz w:val="40"/>
+          <w:szCs w:val="40"/>
+          <w14:textOutline w14:w="9525" w14:cap="flat" w14:cmpd="sng" w14:algn="ctr">
+            <w14:noFill/>
+            <w14:prstDash w14:val="solid"/>
+            <w14:round/>
+          </w14:textOutline>
+        </w:rPr>
+      </w:pPr>
+      <w:r>
+        <w:rPr>
+          <w:rFonts w:ascii="Times New Roman" w:hAnsi="Times New Roman" w:cs="Times New Roman"/>
           <w:bCs/>
           <w:color w:val="000000" w:themeColor="text1"/>
           <w:sz w:val="40"/>
@@ -650,19 +672,21 @@
       <w:pPr>
         <w:jc w:val="both"/>
         <w:rPr>
-          <w:bCs/>
-          <w:color w:val="000000" w:themeColor="text1"/>
-          <w:sz w:val="40"/>
-          <w:szCs w:val="40"/>
-          <w14:textOutline w14:w="9525" w14:cap="flat" w14:cmpd="sng" w14:algn="ctr">
-            <w14:noFill/>
-            <w14:prstDash w14:val="solid"/>
-            <w14:round/>
-          </w14:textOutline>
-        </w:rPr>
-      </w:pPr>
-      <w:r>
-        <w:rPr>
+          <w:rFonts w:ascii="Times New Roman" w:hAnsi="Times New Roman" w:cs="Times New Roman"/>
+          <w:bCs/>
+          <w:color w:val="000000" w:themeColor="text1"/>
+          <w:sz w:val="40"/>
+          <w:szCs w:val="40"/>
+          <w14:textOutline w14:w="9525" w14:cap="flat" w14:cmpd="sng" w14:algn="ctr">
+            <w14:noFill/>
+            <w14:prstDash w14:val="solid"/>
+            <w14:round/>
+          </w14:textOutline>
+        </w:rPr>
+      </w:pPr>
+      <w:r>
+        <w:rPr>
+          <w:rFonts w:ascii="Times New Roman" w:hAnsi="Times New Roman" w:cs="Times New Roman"/>
           <w:bCs/>
           <w:color w:val="000000" w:themeColor="text1"/>
           <w:sz w:val="40"/>
@@ -680,19 +704,36 @@
       <w:pPr>
         <w:jc w:val="both"/>
         <w:rPr>
-          <w:bCs/>
-          <w:color w:val="000000" w:themeColor="text1"/>
-          <w:sz w:val="40"/>
-          <w:szCs w:val="40"/>
-          <w14:textOutline w14:w="9525" w14:cap="flat" w14:cmpd="sng" w14:algn="ctr">
-            <w14:noFill/>
-            <w14:prstDash w14:val="solid"/>
-            <w14:round/>
-          </w14:textOutline>
-        </w:rPr>
-      </w:pPr>
-      <w:r>
-        <w:rPr>
+          <w:rFonts w:ascii="Times New Roman" w:hAnsi="Times New Roman" w:cs="Times New Roman"/>
+          <w:bCs/>
+          <w:color w:val="000000" w:themeColor="text1"/>
+          <w:sz w:val="40"/>
+          <w:szCs w:val="40"/>
+          <w14:textOutline w14:w="9525" w14:cap="flat" w14:cmpd="sng" w14:algn="ctr">
+            <w14:noFill/>
+            <w14:prstDash w14:val="solid"/>
+            <w14:round/>
+          </w14:textOutline>
+        </w:rPr>
+      </w:pPr>
+      <w:r>
+        <w:rPr>
+          <w:rFonts w:ascii="Times New Roman" w:hAnsi="Times New Roman" w:cs="Times New Roman"/>
+          <w:bCs/>
+          <w:color w:val="000000" w:themeColor="text1"/>
+          <w:sz w:val="40"/>
+          <w:szCs w:val="40"/>
+          <w14:textOutline w14:w="9525" w14:cap="flat" w14:cmpd="sng" w14:algn="ctr">
+            <w14:noFill/>
+            <w14:prstDash w14:val="solid"/>
+            <w14:round/>
+          </w14:textOutline>
+        </w:rPr>
+        <w:t xml:space="preserve">Overall, this project serves as a foundation for building essential digital skills that will support students throughout </w:t>
+      </w:r>
+      <w:r>
+        <w:rPr>
+          <w:rFonts w:ascii="Times New Roman" w:hAnsi="Times New Roman" w:cs="Times New Roman"/>
           <w:bCs/>
           <w:color w:val="000000" w:themeColor="text1"/>
           <w:sz w:val="40"/>
@@ -704,40 +745,43 @@
           </w14:textOutline>
         </w:rPr>
         <w:lastRenderedPageBreak/>
-        <w:t>Overall, this project serves as a foundation for building essential digital skills that will support students throughout their academic journey and beyond. It encourages critical thinking, creativity, responsible communication, and cybersecurity awareness, all of which are vital in becoming confident and competent participants in the digital world.</w:t>
-      </w:r>
-    </w:p>
-    <w:p>
-      <w:pPr>
-        <w:rPr>
-          <w:bCs/>
-          <w:color w:val="000000" w:themeColor="text1"/>
-          <w:sz w:val="40"/>
-          <w:szCs w:val="40"/>
-          <w14:textOutline w14:w="9525" w14:cap="flat" w14:cmpd="sng" w14:algn="ctr">
-            <w14:noFill/>
-            <w14:prstDash w14:val="solid"/>
-            <w14:round/>
-          </w14:textOutline>
-        </w:rPr>
-      </w:pPr>
-    </w:p>
-    <w:p>
-      <w:pPr>
-        <w:rPr>
-          <w:bCs/>
-          <w:color w:val="000000" w:themeColor="text1"/>
-          <w:sz w:val="40"/>
-          <w:szCs w:val="40"/>
-          <w14:textOutline w14:w="9525" w14:cap="flat" w14:cmpd="sng" w14:algn="ctr">
-            <w14:noFill/>
-            <w14:prstDash w14:val="solid"/>
-            <w14:round/>
-          </w14:textOutline>
-        </w:rPr>
-      </w:pPr>
-      <w:r>
-        <w:rPr>
+        <w:t>their academic journey and beyond. It encourages critical thinking, creativity, responsible communication, and cybersecurity awareness, all of which are vital in becoming confident and competent participants in the digital world.</w:t>
+      </w:r>
+    </w:p>
+    <w:p>
+      <w:pPr>
+        <w:rPr>
+          <w:rFonts w:ascii="Times New Roman" w:hAnsi="Times New Roman" w:cs="Times New Roman"/>
+          <w:bCs/>
+          <w:color w:val="000000" w:themeColor="text1"/>
+          <w:sz w:val="40"/>
+          <w:szCs w:val="40"/>
+          <w14:textOutline w14:w="9525" w14:cap="flat" w14:cmpd="sng" w14:algn="ctr">
+            <w14:noFill/>
+            <w14:prstDash w14:val="solid"/>
+            <w14:round/>
+          </w14:textOutline>
+        </w:rPr>
+      </w:pPr>
+    </w:p>
+    <w:p>
+      <w:pPr>
+        <w:rPr>
+          <w:rFonts w:ascii="Times New Roman" w:hAnsi="Times New Roman" w:cs="Times New Roman"/>
+          <w:bCs/>
+          <w:color w:val="000000" w:themeColor="text1"/>
+          <w:sz w:val="40"/>
+          <w:szCs w:val="40"/>
+          <w14:textOutline w14:w="9525" w14:cap="flat" w14:cmpd="sng" w14:algn="ctr">
+            <w14:noFill/>
+            <w14:prstDash w14:val="solid"/>
+            <w14:round/>
+          </w14:textOutline>
+        </w:rPr>
+      </w:pPr>
+      <w:r>
+        <w:rPr>
+          <w:rFonts w:ascii="Times New Roman" w:hAnsi="Times New Roman" w:cs="Times New Roman"/>
           <w:bCs/>
           <w:color w:val="000000" w:themeColor="text1"/>
           <w:sz w:val="40"/>
@@ -755,6 +799,7 @@
       <w:pPr>
         <w:jc w:val="center"/>
         <w:rPr>
+          <w:rFonts w:ascii="Times New Roman" w:hAnsi="Times New Roman" w:cs="Times New Roman"/>
           <w:bCs/>
           <w:color w:val="000000" w:themeColor="text1"/>
           <w:sz w:val="72"/>
@@ -768,6 +813,7 @@
       </w:pPr>
       <w:r>
         <w:rPr>
+          <w:rFonts w:ascii="Times New Roman" w:hAnsi="Times New Roman" w:cs="Times New Roman"/>
           <w:bCs/>
           <w:color w:val="000000" w:themeColor="text1"/>
           <w:sz w:val="72"/>
@@ -786,19 +832,21 @@
       <w:pPr>
         <w:jc w:val="both"/>
         <w:rPr>
-          <w:bCs/>
-          <w:color w:val="000000" w:themeColor="text1"/>
-          <w:sz w:val="40"/>
-          <w:szCs w:val="40"/>
-          <w14:textOutline w14:w="9525" w14:cap="flat" w14:cmpd="sng" w14:algn="ctr">
-            <w14:noFill/>
-            <w14:prstDash w14:val="solid"/>
-            <w14:round/>
-          </w14:textOutline>
-        </w:rPr>
-      </w:pPr>
-      <w:r>
-        <w:rPr>
+          <w:rFonts w:ascii="Times New Roman" w:hAnsi="Times New Roman" w:cs="Times New Roman"/>
+          <w:bCs/>
+          <w:color w:val="000000" w:themeColor="text1"/>
+          <w:sz w:val="40"/>
+          <w:szCs w:val="40"/>
+          <w14:textOutline w14:w="9525" w14:cap="flat" w14:cmpd="sng" w14:algn="ctr">
+            <w14:noFill/>
+            <w14:prstDash w14:val="solid"/>
+            <w14:round/>
+          </w14:textOutline>
+        </w:rPr>
+      </w:pPr>
+      <w:r>
+        <w:rPr>
+          <w:rFonts w:ascii="Times New Roman" w:hAnsi="Times New Roman" w:cs="Times New Roman"/>
           <w:bCs/>
           <w:color w:val="000000" w:themeColor="text1"/>
           <w:sz w:val="40"/>
@@ -813,6 +861,7 @@
       </w:r>
       <w:r>
         <w:rPr>
+          <w:rFonts w:ascii="Times New Roman" w:hAnsi="Times New Roman" w:cs="Times New Roman"/>
           <w:b/>
           <w:bCs/>
           <w:color w:val="000000" w:themeColor="text1"/>
@@ -828,6 +877,7 @@
       </w:r>
       <w:r>
         <w:rPr>
+          <w:rFonts w:ascii="Times New Roman" w:hAnsi="Times New Roman" w:cs="Times New Roman"/>
           <w:bCs/>
           <w:color w:val="000000" w:themeColor="text1"/>
           <w:sz w:val="40"/>
@@ -842,6 +892,7 @@
       </w:r>
       <w:r>
         <w:rPr>
+          <w:rFonts w:ascii="Times New Roman" w:hAnsi="Times New Roman" w:cs="Times New Roman"/>
           <w:b/>
           <w:bCs/>
           <w:color w:val="000000" w:themeColor="text1"/>
@@ -857,6 +908,7 @@
       </w:r>
       <w:r>
         <w:rPr>
+          <w:rFonts w:ascii="Times New Roman" w:hAnsi="Times New Roman" w:cs="Times New Roman"/>
           <w:bCs/>
           <w:color w:val="000000" w:themeColor="text1"/>
           <w:sz w:val="40"/>
@@ -871,6 +923,7 @@
       </w:r>
       <w:r>
         <w:rPr>
+          <w:rFonts w:ascii="Times New Roman" w:hAnsi="Times New Roman" w:cs="Times New Roman"/>
           <w:b/>
           <w:bCs/>
           <w:color w:val="000000" w:themeColor="text1"/>
@@ -886,6 +939,7 @@
       </w:r>
       <w:r>
         <w:rPr>
+          <w:rFonts w:ascii="Times New Roman" w:hAnsi="Times New Roman" w:cs="Times New Roman"/>
           <w:bCs/>
           <w:color w:val="000000" w:themeColor="text1"/>
           <w:sz w:val="40"/>
@@ -900,6 +954,7 @@
       </w:r>
       <w:r>
         <w:rPr>
+          <w:rFonts w:ascii="Times New Roman" w:hAnsi="Times New Roman" w:cs="Times New Roman"/>
           <w:b/>
           <w:bCs/>
           <w:color w:val="000000" w:themeColor="text1"/>
@@ -915,6 +970,7 @@
       </w:r>
       <w:r>
         <w:rPr>
+          <w:rFonts w:ascii="Times New Roman" w:hAnsi="Times New Roman" w:cs="Times New Roman"/>
           <w:bCs/>
           <w:color w:val="000000" w:themeColor="text1"/>
           <w:sz w:val="40"/>
@@ -929,6 +985,7 @@
       </w:r>
       <w:r>
         <w:rPr>
+          <w:rFonts w:ascii="Times New Roman" w:hAnsi="Times New Roman" w:cs="Times New Roman"/>
           <w:b/>
           <w:bCs/>
           <w:color w:val="000000" w:themeColor="text1"/>
@@ -944,6 +1001,7 @@
       </w:r>
       <w:r>
         <w:rPr>
+          <w:rFonts w:ascii="Times New Roman" w:hAnsi="Times New Roman" w:cs="Times New Roman"/>
           <w:bCs/>
           <w:color w:val="000000" w:themeColor="text1"/>
           <w:sz w:val="40"/>
@@ -958,6 +1016,7 @@
       </w:r>
       <w:r>
         <w:rPr>
+          <w:rFonts w:ascii="Times New Roman" w:hAnsi="Times New Roman" w:cs="Times New Roman"/>
           <w:b/>
           <w:bCs/>
           <w:color w:val="000000" w:themeColor="text1"/>
@@ -973,6 +1032,7 @@
       </w:r>
       <w:r>
         <w:rPr>
+          <w:rFonts w:ascii="Times New Roman" w:hAnsi="Times New Roman" w:cs="Times New Roman"/>
           <w:bCs/>
           <w:color w:val="000000" w:themeColor="text1"/>
           <w:sz w:val="40"/>
@@ -987,6 +1047,7 @@
       </w:r>
       <w:r>
         <w:rPr>
+          <w:rFonts w:ascii="Times New Roman" w:hAnsi="Times New Roman" w:cs="Times New Roman"/>
           <w:b/>
           <w:bCs/>
           <w:color w:val="000000" w:themeColor="text1"/>
@@ -1002,6 +1063,7 @@
       </w:r>
       <w:r>
         <w:rPr>
+          <w:rFonts w:ascii="Times New Roman" w:hAnsi="Times New Roman" w:cs="Times New Roman"/>
           <w:bCs/>
           <w:color w:val="000000" w:themeColor="text1"/>
           <w:sz w:val="40"/>
@@ -1016,6 +1078,7 @@
       </w:r>
       <w:r>
         <w:rPr>
+          <w:rFonts w:ascii="Times New Roman" w:hAnsi="Times New Roman" w:cs="Times New Roman"/>
           <w:b/>
           <w:bCs/>
           <w:color w:val="000000" w:themeColor="text1"/>
@@ -1031,6 +1094,7 @@
       </w:r>
       <w:r>
         <w:rPr>
+          <w:rFonts w:ascii="Times New Roman" w:hAnsi="Times New Roman" w:cs="Times New Roman"/>
           <w:bCs/>
           <w:color w:val="000000" w:themeColor="text1"/>
           <w:sz w:val="40"/>
@@ -1045,6 +1109,7 @@
       </w:r>
       <w:r>
         <w:rPr>
+          <w:rFonts w:ascii="Times New Roman" w:hAnsi="Times New Roman" w:cs="Times New Roman"/>
           <w:bCs/>
           <w:color w:val="000000" w:themeColor="text1"/>
           <w:sz w:val="40"/>
@@ -1062,21 +1127,23 @@
     <w:p>
       <w:pPr>
         <w:rPr>
-          <w:bCs/>
-          <w:color w:val="000000" w:themeColor="text1"/>
-          <w:sz w:val="40"/>
-          <w:szCs w:val="40"/>
-          <w14:textOutline w14:w="9525" w14:cap="flat" w14:cmpd="sng" w14:algn="ctr">
-            <w14:noFill/>
-            <w14:prstDash w14:val="solid"/>
-            <w14:round/>
-          </w14:textOutline>
-        </w:rPr>
-      </w:pPr>
-    </w:p>
-    <w:p>
-      <w:pPr>
-        <w:rPr>
+          <w:rFonts w:ascii="Times New Roman" w:hAnsi="Times New Roman" w:cs="Times New Roman"/>
+          <w:bCs/>
+          <w:color w:val="000000" w:themeColor="text1"/>
+          <w:sz w:val="40"/>
+          <w:szCs w:val="40"/>
+          <w14:textOutline w14:w="9525" w14:cap="flat" w14:cmpd="sng" w14:algn="ctr">
+            <w14:noFill/>
+            <w14:prstDash w14:val="solid"/>
+            <w14:round/>
+          </w14:textOutline>
+        </w:rPr>
+      </w:pPr>
+    </w:p>
+    <w:p>
+      <w:pPr>
+        <w:rPr>
+          <w:rFonts w:ascii="Times New Roman" w:hAnsi="Times New Roman" w:cs="Times New Roman"/>
           <w:bCs/>
           <w:color w:val="000000" w:themeColor="text1"/>
           <w:sz w:val="40"/>
@@ -1093,20 +1160,23 @@
       <w:pPr>
         <w:jc w:val="center"/>
         <w:rPr>
-          <w:bCs/>
-          <w:color w:val="000000" w:themeColor="text1"/>
-          <w:sz w:val="40"/>
-          <w:szCs w:val="40"/>
-          <w14:textOutline w14:w="9525" w14:cap="flat" w14:cmpd="sng" w14:algn="ctr">
-            <w14:noFill/>
-            <w14:prstDash w14:val="solid"/>
-            <w14:round/>
-          </w14:textOutline>
-        </w:rPr>
-      </w:pPr>
-      <w:r>
-        <w:rPr>
-          <w:bCs/>
+          <w:rFonts w:ascii="Times New Roman" w:hAnsi="Times New Roman" w:cs="Times New Roman"/>
+          <w:bCs/>
+          <w:color w:val="000000" w:themeColor="text1"/>
+          <w:sz w:val="40"/>
+          <w:szCs w:val="40"/>
+          <w14:textOutline w14:w="9525" w14:cap="flat" w14:cmpd="sng" w14:algn="ctr">
+            <w14:noFill/>
+            <w14:prstDash w14:val="solid"/>
+            <w14:round/>
+          </w14:textOutline>
+        </w:rPr>
+      </w:pPr>
+      <w:r>
+        <w:rPr>
+          <w:rFonts w:ascii="Times New Roman" w:hAnsi="Times New Roman" w:cs="Times New Roman"/>
+          <w:bCs/>
+          <w:noProof/>
           <w:color w:val="000000" w:themeColor="text1"/>
           <w:sz w:val="40"/>
           <w:szCs w:val="40"/>
@@ -1171,19 +1241,21 @@
     <w:p>
       <w:pPr>
         <w:rPr>
-          <w:bCs/>
-          <w:color w:val="000000" w:themeColor="text1"/>
-          <w:sz w:val="40"/>
-          <w:szCs w:val="40"/>
-          <w14:textOutline w14:w="9525" w14:cap="flat" w14:cmpd="sng" w14:algn="ctr">
-            <w14:noFill/>
-            <w14:prstDash w14:val="solid"/>
-            <w14:round/>
-          </w14:textOutline>
-        </w:rPr>
-      </w:pPr>
-      <w:r>
-        <w:rPr>
+          <w:rFonts w:ascii="Times New Roman" w:hAnsi="Times New Roman" w:cs="Times New Roman"/>
+          <w:bCs/>
+          <w:color w:val="000000" w:themeColor="text1"/>
+          <w:sz w:val="40"/>
+          <w:szCs w:val="40"/>
+          <w14:textOutline w14:w="9525" w14:cap="flat" w14:cmpd="sng" w14:algn="ctr">
+            <w14:noFill/>
+            <w14:prstDash w14:val="solid"/>
+            <w14:round/>
+          </w14:textOutline>
+        </w:rPr>
+      </w:pPr>
+      <w:r>
+        <w:rPr>
+          <w:rFonts w:ascii="Times New Roman" w:hAnsi="Times New Roman" w:cs="Times New Roman"/>
           <w:bCs/>
           <w:color w:val="000000" w:themeColor="text1"/>
           <w:sz w:val="40"/>
@@ -1201,6 +1273,7 @@
       <w:pPr>
         <w:jc w:val="center"/>
         <w:rPr>
+          <w:rFonts w:ascii="Times New Roman" w:hAnsi="Times New Roman" w:cs="Times New Roman"/>
           <w:bCs/>
           <w:color w:val="000000" w:themeColor="text1"/>
           <w:sz w:val="72"/>
@@ -1214,6 +1287,7 @@
       </w:pPr>
       <w:r>
         <w:rPr>
+          <w:rFonts w:ascii="Times New Roman" w:hAnsi="Times New Roman" w:cs="Times New Roman"/>
           <w:bCs/>
           <w:color w:val="000000" w:themeColor="text1"/>
           <w:sz w:val="72"/>
@@ -1232,19 +1306,21 @@
       <w:pPr>
         <w:jc w:val="both"/>
         <w:rPr>
-          <w:bCs/>
-          <w:color w:val="000000" w:themeColor="text1"/>
-          <w:sz w:val="40"/>
-          <w:szCs w:val="40"/>
-          <w14:textOutline w14:w="9525" w14:cap="flat" w14:cmpd="sng" w14:algn="ctr">
-            <w14:noFill/>
-            <w14:prstDash w14:val="solid"/>
-            <w14:round/>
-          </w14:textOutline>
-        </w:rPr>
-      </w:pPr>
-      <w:r>
-        <w:rPr>
+          <w:rFonts w:ascii="Times New Roman" w:hAnsi="Times New Roman" w:cs="Times New Roman"/>
+          <w:bCs/>
+          <w:color w:val="000000" w:themeColor="text1"/>
+          <w:sz w:val="40"/>
+          <w:szCs w:val="40"/>
+          <w14:textOutline w14:w="9525" w14:cap="flat" w14:cmpd="sng" w14:algn="ctr">
+            <w14:noFill/>
+            <w14:prstDash w14:val="solid"/>
+            <w14:round/>
+          </w14:textOutline>
+        </w:rPr>
+      </w:pPr>
+      <w:r>
+        <w:rPr>
+          <w:rFonts w:ascii="Times New Roman" w:hAnsi="Times New Roman" w:cs="Times New Roman"/>
           <w:bCs/>
           <w:color w:val="000000" w:themeColor="text1"/>
           <w:sz w:val="40"/>
@@ -1259,6 +1335,7 @@
       </w:r>
       <w:r>
         <w:rPr>
+          <w:rFonts w:ascii="Times New Roman" w:hAnsi="Times New Roman" w:cs="Times New Roman"/>
           <w:bCs/>
           <w:color w:val="000000" w:themeColor="text1"/>
           <w:sz w:val="40"/>
@@ -1274,6 +1351,7 @@
       </w:r>
       <w:r>
         <w:rPr>
+          <w:rFonts w:ascii="Times New Roman" w:hAnsi="Times New Roman" w:cs="Times New Roman"/>
           <w:bCs/>
           <w:color w:val="000000" w:themeColor="text1"/>
           <w:sz w:val="40"/>
@@ -1289,6 +1367,7 @@
       </w:r>
       <w:r>
         <w:rPr>
+          <w:rFonts w:ascii="Times New Roman" w:hAnsi="Times New Roman" w:cs="Times New Roman"/>
           <w:bCs/>
           <w:color w:val="000000" w:themeColor="text1"/>
           <w:sz w:val="40"/>
@@ -1304,6 +1383,7 @@
       </w:r>
       <w:r>
         <w:rPr>
+          <w:rFonts w:ascii="Times New Roman" w:hAnsi="Times New Roman" w:cs="Times New Roman"/>
           <w:bCs/>
           <w:color w:val="000000" w:themeColor="text1"/>
           <w:sz w:val="40"/>
@@ -1319,6 +1399,7 @@
       </w:r>
       <w:r>
         <w:rPr>
+          <w:rFonts w:ascii="Times New Roman" w:hAnsi="Times New Roman" w:cs="Times New Roman"/>
           <w:bCs/>
           <w:color w:val="000000" w:themeColor="text1"/>
           <w:sz w:val="40"/>
@@ -1334,6 +1415,7 @@
       </w:r>
       <w:r>
         <w:rPr>
+          <w:rFonts w:ascii="Times New Roman" w:hAnsi="Times New Roman" w:cs="Times New Roman"/>
           <w:bCs/>
           <w:color w:val="000000" w:themeColor="text1"/>
           <w:sz w:val="40"/>
@@ -1349,6 +1431,7 @@
       </w:r>
       <w:r>
         <w:rPr>
+          <w:rFonts w:ascii="Times New Roman" w:hAnsi="Times New Roman" w:cs="Times New Roman"/>
           <w:bCs/>
           <w:color w:val="000000" w:themeColor="text1"/>
           <w:sz w:val="40"/>
@@ -1364,6 +1447,7 @@
       </w:r>
       <w:r>
         <w:rPr>
+          <w:rFonts w:ascii="Times New Roman" w:hAnsi="Times New Roman" w:cs="Times New Roman"/>
           <w:bCs/>
           <w:color w:val="000000" w:themeColor="text1"/>
           <w:sz w:val="40"/>
@@ -1379,6 +1463,7 @@
       </w:r>
       <w:r>
         <w:rPr>
+          <w:rFonts w:ascii="Times New Roman" w:hAnsi="Times New Roman" w:cs="Times New Roman"/>
           <w:bCs/>
           <w:color w:val="000000" w:themeColor="text1"/>
           <w:sz w:val="40"/>
@@ -1394,6 +1479,7 @@
       </w:r>
       <w:r>
         <w:rPr>
+          <w:rFonts w:ascii="Times New Roman" w:hAnsi="Times New Roman" w:cs="Times New Roman"/>
           <w:bCs/>
           <w:color w:val="000000" w:themeColor="text1"/>
           <w:sz w:val="40"/>
@@ -1405,39 +1491,27 @@
           </w14:textOutline>
         </w:rPr>
         <w:noBreakHyphen/>
-        <w:t>quality portfolio that demonstrates my cybersecurity expertise.</w:t>
-      </w:r>
-      <w:r>
-        <w:rPr>
-          <w:bCs/>
-          <w:color w:val="000000" w:themeColor="text1"/>
-          <w:sz w:val="40"/>
-          <w:szCs w:val="40"/>
-          <w14:textOutline w14:w="9525" w14:cap="flat" w14:cmpd="sng" w14:algn="ctr">
-            <w14:noFill/>
-            <w14:prstDash w14:val="solid"/>
-            <w14:round/>
-          </w14:textOutline>
-        </w:rPr>
-        <w:t xml:space="preserve"> Below given are my accounts that I’ve created:</w:t>
-      </w:r>
-    </w:p>
-    <w:p>
-      <w:pPr>
-        <w:rPr>
-          <w:bCs/>
-          <w:color w:val="000000" w:themeColor="text1"/>
-          <w:sz w:val="40"/>
-          <w:szCs w:val="40"/>
-          <w14:textOutline w14:w="9525" w14:cap="flat" w14:cmpd="sng" w14:algn="ctr">
-            <w14:noFill/>
-            <w14:prstDash w14:val="solid"/>
-            <w14:round/>
-          </w14:textOutline>
-        </w:rPr>
-      </w:pPr>
-      <w:r>
-        <w:rPr>
+        <w:t>quality portfolio that demonstrates my cybersecurity expertise. Below given are my accounts that I’ve created:</w:t>
+      </w:r>
+    </w:p>
+    <w:p>
+      <w:pPr>
+        <w:rPr>
+          <w:rFonts w:ascii="Times New Roman" w:hAnsi="Times New Roman" w:cs="Times New Roman"/>
+          <w:bCs/>
+          <w:color w:val="000000" w:themeColor="text1"/>
+          <w:sz w:val="40"/>
+          <w:szCs w:val="40"/>
+          <w14:textOutline w14:w="9525" w14:cap="flat" w14:cmpd="sng" w14:algn="ctr">
+            <w14:noFill/>
+            <w14:prstDash w14:val="solid"/>
+            <w14:round/>
+          </w14:textOutline>
+        </w:rPr>
+      </w:pPr>
+      <w:r>
+        <w:rPr>
+          <w:rFonts w:ascii="Times New Roman" w:hAnsi="Times New Roman" w:cs="Times New Roman"/>
           <w:bCs/>
           <w:color w:val="000000" w:themeColor="text1"/>
           <w:sz w:val="40"/>
@@ -1453,6 +1527,7 @@
       </w:r>
       <w:r>
         <w:rPr>
+          <w:rFonts w:ascii="Times New Roman" w:hAnsi="Times New Roman" w:cs="Times New Roman"/>
           <w:bCs/>
           <w:color w:val="000000" w:themeColor="text1"/>
           <w:sz w:val="40"/>
@@ -1467,7 +1542,9 @@
       </w:r>
       <w:r>
         <w:rPr>
-          <w:bCs/>
+          <w:rFonts w:ascii="Times New Roman" w:hAnsi="Times New Roman" w:cs="Times New Roman"/>
+          <w:bCs/>
+          <w:noProof/>
           <w:color w:val="000000" w:themeColor="text1"/>
           <w:sz w:val="40"/>
           <w:szCs w:val="40"/>
@@ -1515,6 +1592,7 @@
       </w:r>
       <w:r>
         <w:rPr>
+          <w:rFonts w:ascii="Times New Roman" w:hAnsi="Times New Roman" w:cs="Times New Roman"/>
           <w:bCs/>
           <w:color w:val="000000" w:themeColor="text1"/>
           <w:sz w:val="40"/>
@@ -1531,19 +1609,21 @@
     <w:p>
       <w:pPr>
         <w:rPr>
-          <w:bCs/>
-          <w:color w:val="000000" w:themeColor="text1"/>
-          <w:sz w:val="40"/>
-          <w:szCs w:val="40"/>
-          <w14:textOutline w14:w="9525" w14:cap="flat" w14:cmpd="sng" w14:algn="ctr">
-            <w14:noFill/>
-            <w14:prstDash w14:val="solid"/>
-            <w14:round/>
-          </w14:textOutline>
-        </w:rPr>
-      </w:pPr>
-      <w:r>
-        <w:rPr>
+          <w:rFonts w:ascii="Times New Roman" w:hAnsi="Times New Roman" w:cs="Times New Roman"/>
+          <w:bCs/>
+          <w:color w:val="000000" w:themeColor="text1"/>
+          <w:sz w:val="40"/>
+          <w:szCs w:val="40"/>
+          <w14:textOutline w14:w="9525" w14:cap="flat" w14:cmpd="sng" w14:algn="ctr">
+            <w14:noFill/>
+            <w14:prstDash w14:val="solid"/>
+            <w14:round/>
+          </w14:textOutline>
+        </w:rPr>
+      </w:pPr>
+      <w:r>
+        <w:rPr>
+          <w:rFonts w:ascii="Times New Roman" w:hAnsi="Times New Roman" w:cs="Times New Roman"/>
           <w:bCs/>
           <w:color w:val="000000" w:themeColor="text1"/>
           <w:sz w:val="40"/>
@@ -1559,6 +1639,7 @@
       </w:r>
       <w:r>
         <w:rPr>
+          <w:rFonts w:ascii="Times New Roman" w:hAnsi="Times New Roman" w:cs="Times New Roman"/>
           <w:bCs/>
           <w:color w:val="000000" w:themeColor="text1"/>
           <w:sz w:val="40"/>
@@ -1573,7 +1654,9 @@
       </w:r>
       <w:r>
         <w:rPr>
-          <w:bCs/>
+          <w:rFonts w:ascii="Times New Roman" w:hAnsi="Times New Roman" w:cs="Times New Roman"/>
+          <w:bCs/>
+          <w:noProof/>
           <w:color w:val="000000" w:themeColor="text1"/>
           <w:sz w:val="40"/>
           <w:szCs w:val="40"/>
@@ -1623,35 +1706,39 @@
     <w:p>
       <w:pPr>
         <w:rPr>
-          <w:bCs/>
-          <w:color w:val="000000" w:themeColor="text1"/>
-          <w:sz w:val="40"/>
-          <w:szCs w:val="40"/>
-          <w14:textOutline w14:w="9525" w14:cap="flat" w14:cmpd="sng" w14:algn="ctr">
-            <w14:noFill/>
-            <w14:prstDash w14:val="solid"/>
-            <w14:round/>
-          </w14:textOutline>
-        </w:rPr>
-      </w:pPr>
-    </w:p>
-    <w:p>
-      <w:pPr>
-        <w:rPr>
-          <w:bCs/>
-          <w:color w:val="000000" w:themeColor="text1"/>
-          <w:sz w:val="40"/>
-          <w:szCs w:val="40"/>
-          <w14:textOutline w14:w="9525" w14:cap="flat" w14:cmpd="sng" w14:algn="ctr">
-            <w14:noFill/>
-            <w14:prstDash w14:val="solid"/>
-            <w14:round/>
-          </w14:textOutline>
-        </w:rPr>
-      </w:pPr>
-      <w:r>
-        <w:rPr>
-          <w:bCs/>
+          <w:rFonts w:ascii="Times New Roman" w:hAnsi="Times New Roman" w:cs="Times New Roman"/>
+          <w:bCs/>
+          <w:color w:val="000000" w:themeColor="text1"/>
+          <w:sz w:val="40"/>
+          <w:szCs w:val="40"/>
+          <w14:textOutline w14:w="9525" w14:cap="flat" w14:cmpd="sng" w14:algn="ctr">
+            <w14:noFill/>
+            <w14:prstDash w14:val="solid"/>
+            <w14:round/>
+          </w14:textOutline>
+        </w:rPr>
+      </w:pPr>
+    </w:p>
+    <w:p>
+      <w:pPr>
+        <w:rPr>
+          <w:rFonts w:ascii="Times New Roman" w:hAnsi="Times New Roman" w:cs="Times New Roman"/>
+          <w:bCs/>
+          <w:color w:val="000000" w:themeColor="text1"/>
+          <w:sz w:val="40"/>
+          <w:szCs w:val="40"/>
+          <w14:textOutline w14:w="9525" w14:cap="flat" w14:cmpd="sng" w14:algn="ctr">
+            <w14:noFill/>
+            <w14:prstDash w14:val="solid"/>
+            <w14:round/>
+          </w14:textOutline>
+        </w:rPr>
+      </w:pPr>
+      <w:r>
+        <w:rPr>
+          <w:rFonts w:ascii="Times New Roman" w:hAnsi="Times New Roman" w:cs="Times New Roman"/>
+          <w:bCs/>
+          <w:noProof/>
           <w:color w:val="000000" w:themeColor="text1"/>
           <w:sz w:val="40"/>
           <w:szCs w:val="40"/>
@@ -1701,19 +1788,21 @@
     <w:p>
       <w:pPr>
         <w:rPr>
-          <w:bCs/>
-          <w:color w:val="000000" w:themeColor="text1"/>
-          <w:sz w:val="40"/>
-          <w:szCs w:val="40"/>
-          <w14:textOutline w14:w="9525" w14:cap="flat" w14:cmpd="sng" w14:algn="ctr">
-            <w14:noFill/>
-            <w14:prstDash w14:val="solid"/>
-            <w14:round/>
-          </w14:textOutline>
-        </w:rPr>
-      </w:pPr>
-      <w:r>
-        <w:rPr>
+          <w:rFonts w:ascii="Times New Roman" w:hAnsi="Times New Roman" w:cs="Times New Roman"/>
+          <w:bCs/>
+          <w:color w:val="000000" w:themeColor="text1"/>
+          <w:sz w:val="40"/>
+          <w:szCs w:val="40"/>
+          <w14:textOutline w14:w="9525" w14:cap="flat" w14:cmpd="sng" w14:algn="ctr">
+            <w14:noFill/>
+            <w14:prstDash w14:val="solid"/>
+            <w14:round/>
+          </w14:textOutline>
+        </w:rPr>
+      </w:pPr>
+      <w:r>
+        <w:rPr>
+          <w:rFonts w:ascii="Times New Roman" w:hAnsi="Times New Roman" w:cs="Times New Roman"/>
           <w:bCs/>
           <w:color w:val="000000" w:themeColor="text1"/>
           <w:sz w:val="40"/>
@@ -1729,6 +1818,7 @@
       </w:r>
       <w:r>
         <w:rPr>
+          <w:rFonts w:ascii="Times New Roman" w:hAnsi="Times New Roman" w:cs="Times New Roman"/>
           <w:bCs/>
           <w:color w:val="000000" w:themeColor="text1"/>
           <w:sz w:val="40"/>
@@ -1743,7 +1833,9 @@
       </w:r>
       <w:r>
         <w:rPr>
-          <w:bCs/>
+          <w:rFonts w:ascii="Times New Roman" w:hAnsi="Times New Roman" w:cs="Times New Roman"/>
+          <w:bCs/>
+          <w:noProof/>
           <w:color w:val="000000" w:themeColor="text1"/>
           <w:sz w:val="40"/>
           <w:szCs w:val="40"/>
@@ -1793,35 +1885,39 @@
     <w:p>
       <w:pPr>
         <w:rPr>
-          <w:bCs/>
-          <w:color w:val="000000" w:themeColor="text1"/>
-          <w:sz w:val="40"/>
-          <w:szCs w:val="40"/>
-          <w14:textOutline w14:w="9525" w14:cap="flat" w14:cmpd="sng" w14:algn="ctr">
-            <w14:noFill/>
-            <w14:prstDash w14:val="solid"/>
-            <w14:round/>
-          </w14:textOutline>
-        </w:rPr>
-      </w:pPr>
-    </w:p>
-    <w:p>
-      <w:pPr>
-        <w:rPr>
-          <w:bCs/>
-          <w:color w:val="000000" w:themeColor="text1"/>
-          <w:sz w:val="40"/>
-          <w:szCs w:val="40"/>
-          <w14:textOutline w14:w="9525" w14:cap="flat" w14:cmpd="sng" w14:algn="ctr">
-            <w14:noFill/>
-            <w14:prstDash w14:val="solid"/>
-            <w14:round/>
-          </w14:textOutline>
-        </w:rPr>
-      </w:pPr>
-      <w:r>
-        <w:rPr>
-          <w:bCs/>
+          <w:rFonts w:ascii="Times New Roman" w:hAnsi="Times New Roman" w:cs="Times New Roman"/>
+          <w:bCs/>
+          <w:color w:val="000000" w:themeColor="text1"/>
+          <w:sz w:val="40"/>
+          <w:szCs w:val="40"/>
+          <w14:textOutline w14:w="9525" w14:cap="flat" w14:cmpd="sng" w14:algn="ctr">
+            <w14:noFill/>
+            <w14:prstDash w14:val="solid"/>
+            <w14:round/>
+          </w14:textOutline>
+        </w:rPr>
+      </w:pPr>
+    </w:p>
+    <w:p>
+      <w:pPr>
+        <w:rPr>
+          <w:rFonts w:ascii="Times New Roman" w:hAnsi="Times New Roman" w:cs="Times New Roman"/>
+          <w:bCs/>
+          <w:color w:val="000000" w:themeColor="text1"/>
+          <w:sz w:val="40"/>
+          <w:szCs w:val="40"/>
+          <w14:textOutline w14:w="9525" w14:cap="flat" w14:cmpd="sng" w14:algn="ctr">
+            <w14:noFill/>
+            <w14:prstDash w14:val="solid"/>
+            <w14:round/>
+          </w14:textOutline>
+        </w:rPr>
+      </w:pPr>
+      <w:r>
+        <w:rPr>
+          <w:rFonts w:ascii="Times New Roman" w:hAnsi="Times New Roman" w:cs="Times New Roman"/>
+          <w:bCs/>
+          <w:noProof/>
           <w:color w:val="000000" w:themeColor="text1"/>
           <w:sz w:val="40"/>
           <w:szCs w:val="40"/>
@@ -1872,19 +1968,21 @@
       <w:pPr>
         <w:jc w:val="center"/>
         <w:rPr>
-          <w:bCs/>
-          <w:color w:val="000000" w:themeColor="text1"/>
-          <w:sz w:val="40"/>
-          <w:szCs w:val="40"/>
-          <w14:textOutline w14:w="9525" w14:cap="flat" w14:cmpd="sng" w14:algn="ctr">
-            <w14:noFill/>
-            <w14:prstDash w14:val="solid"/>
-            <w14:round/>
-          </w14:textOutline>
-        </w:rPr>
-      </w:pPr>
-      <w:r>
-        <w:rPr>
+          <w:rFonts w:ascii="Times New Roman" w:hAnsi="Times New Roman" w:cs="Times New Roman"/>
+          <w:bCs/>
+          <w:color w:val="000000" w:themeColor="text1"/>
+          <w:sz w:val="40"/>
+          <w:szCs w:val="40"/>
+          <w14:textOutline w14:w="9525" w14:cap="flat" w14:cmpd="sng" w14:algn="ctr">
+            <w14:noFill/>
+            <w14:prstDash w14:val="solid"/>
+            <w14:round/>
+          </w14:textOutline>
+        </w:rPr>
+      </w:pPr>
+      <w:r>
+        <w:rPr>
+          <w:rFonts w:ascii="Times New Roman" w:hAnsi="Times New Roman" w:cs="Times New Roman"/>
           <w:bCs/>
           <w:color w:val="000000" w:themeColor="text1"/>
           <w:sz w:val="72"/>
@@ -1900,6 +1998,7 @@
       </w:r>
       <w:r>
         <w:rPr>
+          <w:rFonts w:ascii="Times New Roman" w:hAnsi="Times New Roman" w:cs="Times New Roman"/>
           <w:bCs/>
           <w:color w:val="000000" w:themeColor="text1"/>
           <w:sz w:val="72"/>
@@ -1914,6 +2013,7 @@
       </w:r>
       <w:r>
         <w:rPr>
+          <w:rFonts w:ascii="Times New Roman" w:hAnsi="Times New Roman" w:cs="Times New Roman"/>
           <w:bCs/>
           <w:color w:val="000000" w:themeColor="text1"/>
           <w:sz w:val="72"/>
@@ -1928,6 +2028,7 @@
       </w:r>
       <w:r>
         <w:rPr>
+          <w:rFonts w:ascii="Times New Roman" w:hAnsi="Times New Roman" w:cs="Times New Roman"/>
           <w:bCs/>
           <w:color w:val="000000" w:themeColor="text1"/>
           <w:sz w:val="40"/>
@@ -1945,20 +2046,23 @@
       <w:pPr>
         <w:jc w:val="both"/>
         <w:rPr>
-          <w:bCs/>
-          <w:color w:val="000000" w:themeColor="text1"/>
-          <w:sz w:val="40"/>
-          <w:szCs w:val="40"/>
-          <w14:textOutline w14:w="9525" w14:cap="flat" w14:cmpd="sng" w14:algn="ctr">
-            <w14:noFill/>
-            <w14:prstDash w14:val="solid"/>
-            <w14:round/>
-          </w14:textOutline>
-        </w:rPr>
-      </w:pPr>
-      <w:r>
-        <w:rPr>
-          <w:bCs/>
+          <w:rFonts w:ascii="Times New Roman" w:hAnsi="Times New Roman" w:cs="Times New Roman"/>
+          <w:bCs/>
+          <w:color w:val="000000" w:themeColor="text1"/>
+          <w:sz w:val="40"/>
+          <w:szCs w:val="40"/>
+          <w14:textOutline w14:w="9525" w14:cap="flat" w14:cmpd="sng" w14:algn="ctr">
+            <w14:noFill/>
+            <w14:prstDash w14:val="solid"/>
+            <w14:round/>
+          </w14:textOutline>
+        </w:rPr>
+      </w:pPr>
+      <w:r>
+        <w:rPr>
+          <w:rFonts w:ascii="Times New Roman" w:hAnsi="Times New Roman" w:cs="Times New Roman"/>
+          <w:bCs/>
+          <w:noProof/>
           <w:color w:val="000000" w:themeColor="text1"/>
           <w:sz w:val="40"/>
           <w:szCs w:val="40"/>
@@ -2009,19 +2113,21 @@
       <w:pPr>
         <w:jc w:val="center"/>
         <w:rPr>
-          <w:bCs/>
-          <w:color w:val="000000" w:themeColor="text1"/>
-          <w:sz w:val="40"/>
-          <w:szCs w:val="40"/>
-          <w14:textOutline w14:w="9525" w14:cap="flat" w14:cmpd="sng" w14:algn="ctr">
-            <w14:noFill/>
-            <w14:prstDash w14:val="solid"/>
-            <w14:round/>
-          </w14:textOutline>
-        </w:rPr>
-      </w:pPr>
-      <w:r>
-        <w:rPr>
+          <w:rFonts w:ascii="Times New Roman" w:hAnsi="Times New Roman" w:cs="Times New Roman"/>
+          <w:bCs/>
+          <w:color w:val="000000" w:themeColor="text1"/>
+          <w:sz w:val="40"/>
+          <w:szCs w:val="40"/>
+          <w14:textOutline w14:w="9525" w14:cap="flat" w14:cmpd="sng" w14:algn="ctr">
+            <w14:noFill/>
+            <w14:prstDash w14:val="solid"/>
+            <w14:round/>
+          </w14:textOutline>
+        </w:rPr>
+      </w:pPr>
+      <w:r>
+        <w:rPr>
+          <w:rFonts w:ascii="Times New Roman" w:hAnsi="Times New Roman" w:cs="Times New Roman"/>
           <w:bCs/>
           <w:color w:val="000000" w:themeColor="text1"/>
           <w:sz w:val="40"/>
@@ -2034,101 +2140,428 @@
         </w:rPr>
         <w:t>Part b</w:t>
       </w:r>
-    </w:p>
-    <w:p>
-      <w:pPr>
-        <w:jc w:val="both"/>
-        <w:rPr>
-          <w:bCs/>
-          <w:color w:val="000000" w:themeColor="text1"/>
-          <w:sz w:val="40"/>
-          <w:szCs w:val="40"/>
-          <w14:textOutline w14:w="9525" w14:cap="flat" w14:cmpd="sng" w14:algn="ctr">
-            <w14:noFill/>
-            <w14:prstDash w14:val="solid"/>
-            <w14:round/>
-          </w14:textOutline>
-        </w:rPr>
-      </w:pPr>
-    </w:p>
-    <w:p>
-      <w:pPr>
-        <w:rPr>
-          <w:bCs/>
-          <w:color w:val="000000" w:themeColor="text1"/>
-          <w:sz w:val="40"/>
-          <w:szCs w:val="40"/>
-          <w14:textOutline w14:w="9525" w14:cap="flat" w14:cmpd="sng" w14:algn="ctr">
-            <w14:noFill/>
-            <w14:prstDash w14:val="solid"/>
-            <w14:round/>
-          </w14:textOutline>
-        </w:rPr>
-      </w:pPr>
-      <w:r>
-        <w:rPr>
-          <w:bCs/>
-          <w:color w:val="000000" w:themeColor="text1"/>
-          <w:sz w:val="40"/>
-          <w:szCs w:val="40"/>
-          <w14:textOutline w14:w="9525" w14:cap="flat" w14:cmpd="sng" w14:algn="ctr">
-            <w14:noFill/>
-            <w14:prstDash w14:val="solid"/>
-            <w14:round/>
-          </w14:textOutline>
-        </w:rPr>
-        <w:br w:type="page"/>
-      </w:r>
-    </w:p>
-    <w:p>
-      <w:pPr>
-        <w:jc w:val="both"/>
-        <w:rPr>
-          <w:bCs/>
-          <w:color w:val="000000" w:themeColor="text1"/>
-          <w:sz w:val="40"/>
-          <w:szCs w:val="40"/>
-          <w14:textOutline w14:w="9525" w14:cap="flat" w14:cmpd="sng" w14:algn="ctr">
-            <w14:noFill/>
-            <w14:prstDash w14:val="solid"/>
-            <w14:round/>
-          </w14:textOutline>
-        </w:rPr>
-      </w:pPr>
-    </w:p>
-    <w:p>
-      <w:pPr>
-        <w:rPr>
-          <w:bCs/>
-          <w:color w:val="000000" w:themeColor="text1"/>
-          <w:sz w:val="40"/>
-          <w:szCs w:val="40"/>
-          <w14:textOutline w14:w="9525" w14:cap="flat" w14:cmpd="sng" w14:algn="ctr">
-            <w14:noFill/>
-            <w14:prstDash w14:val="solid"/>
-            <w14:round/>
-          </w14:textOutline>
-        </w:rPr>
-      </w:pPr>
-      <w:r>
-        <w:rPr>
-          <w:bCs/>
-          <w:color w:val="000000" w:themeColor="text1"/>
-          <w:sz w:val="40"/>
-          <w:szCs w:val="40"/>
-          <w14:textOutline w14:w="9525" w14:cap="flat" w14:cmpd="sng" w14:algn="ctr">
-            <w14:noFill/>
-            <w14:prstDash w14:val="solid"/>
-            <w14:round/>
-          </w14:textOutline>
-        </w:rPr>
-        <w:br w:type="page"/>
-      </w:r>
+      <w:r>
+        <w:rPr>
+          <w:rFonts w:ascii="Times New Roman" w:hAnsi="Times New Roman" w:cs="Times New Roman"/>
+          <w:bCs/>
+          <w:color w:val="000000" w:themeColor="text1"/>
+          <w:sz w:val="40"/>
+          <w:szCs w:val="40"/>
+          <w14:textOutline w14:w="9525" w14:cap="flat" w14:cmpd="sng" w14:algn="ctr">
+            <w14:noFill/>
+            <w14:prstDash w14:val="solid"/>
+            <w14:round/>
+          </w14:textOutline>
+        </w:rPr>
+        <w:br/>
+      </w:r>
+      <w:r>
+        <w:rPr>
+          <w:rFonts w:ascii="Times New Roman" w:hAnsi="Times New Roman" w:cs="Times New Roman"/>
+          <w:bCs/>
+          <w:color w:val="000000" w:themeColor="text1"/>
+          <w:sz w:val="40"/>
+          <w:szCs w:val="40"/>
+          <w14:textOutline w14:w="9525" w14:cap="flat" w14:cmpd="sng" w14:algn="ctr">
+            <w14:noFill/>
+            <w14:prstDash w14:val="solid"/>
+            <w14:round/>
+          </w14:textOutline>
+        </w:rPr>
+        <w:br/>
+      </w:r>
+      <w:r>
+        <w:rPr>
+          <w:rFonts w:ascii="Times New Roman" w:hAnsi="Times New Roman" w:cs="Times New Roman"/>
+          <w:noProof/>
+        </w:rPr>
+        <w:lastRenderedPageBreak/>
+        <w:drawing>
+          <wp:inline distT="0" distB="0" distL="0" distR="0" wp14:anchorId="0A5C57CF" wp14:editId="267936DC">
+            <wp:extent cx="5943600" cy="3295650"/>
+            <wp:effectExtent l="0" t="0" r="0" b="0"/>
+            <wp:docPr id="1573256356" name="Picture 1"/>
+            <wp:cNvGraphicFramePr>
+              <a:graphicFrameLocks xmlns:a="http://schemas.openxmlformats.org/drawingml/2006/main" noChangeAspect="1"/>
+            </wp:cNvGraphicFramePr>
+            <a:graphic xmlns:a="http://schemas.openxmlformats.org/drawingml/2006/main">
+              <a:graphicData uri="http://schemas.openxmlformats.org/drawingml/2006/picture">
+                <pic:pic xmlns:pic="http://schemas.openxmlformats.org/drawingml/2006/picture">
+                  <pic:nvPicPr>
+                    <pic:cNvPr id="1573256356" name=""/>
+                    <pic:cNvPicPr/>
+                  </pic:nvPicPr>
+                  <pic:blipFill>
+                    <a:blip r:embed="rId9"/>
+                    <a:stretch>
+                      <a:fillRect/>
+                    </a:stretch>
+                  </pic:blipFill>
+                  <pic:spPr>
+                    <a:xfrm>
+                      <a:off x="0" y="0"/>
+                      <a:ext cx="5943600" cy="3295650"/>
+                    </a:xfrm>
+                    <a:prstGeom prst="rect">
+                      <a:avLst/>
+                    </a:prstGeom>
+                  </pic:spPr>
+                </pic:pic>
+              </a:graphicData>
+            </a:graphic>
+          </wp:inline>
+        </w:drawing>
+      </w:r>
+      <w:r>
+        <w:rPr>
+          <w:rFonts w:ascii="Times New Roman" w:hAnsi="Times New Roman" w:cs="Times New Roman"/>
+          <w:bCs/>
+          <w:color w:val="000000" w:themeColor="text1"/>
+          <w:sz w:val="40"/>
+          <w:szCs w:val="40"/>
+          <w14:textOutline w14:w="9525" w14:cap="flat" w14:cmpd="sng" w14:algn="ctr">
+            <w14:noFill/>
+            <w14:prstDash w14:val="solid"/>
+            <w14:round/>
+          </w14:textOutline>
+        </w:rPr>
+        <w:br/>
+      </w:r>
+      <w:r>
+        <w:rPr>
+          <w:rFonts w:ascii="Times New Roman" w:hAnsi="Times New Roman" w:cs="Times New Roman"/>
+          <w:bCs/>
+          <w:color w:val="000000" w:themeColor="text1"/>
+          <w:sz w:val="40"/>
+          <w:szCs w:val="40"/>
+          <w14:textOutline w14:w="9525" w14:cap="flat" w14:cmpd="sng" w14:algn="ctr">
+            <w14:noFill/>
+            <w14:prstDash w14:val="solid"/>
+            <w14:round/>
+          </w14:textOutline>
+        </w:rPr>
+        <w:br/>
+      </w:r>
+      <w:r>
+        <w:rPr>
+          <w:rFonts w:ascii="Times New Roman" w:hAnsi="Times New Roman" w:cs="Times New Roman"/>
+          <w:noProof/>
+        </w:rPr>
+        <w:drawing>
+          <wp:inline distT="0" distB="0" distL="0" distR="0" wp14:anchorId="61E6DB8C" wp14:editId="01BEE19D">
+            <wp:extent cx="5943600" cy="2021840"/>
+            <wp:effectExtent l="0" t="0" r="0" b="0"/>
+            <wp:docPr id="653793026" name="Picture 1"/>
+            <wp:cNvGraphicFramePr>
+              <a:graphicFrameLocks xmlns:a="http://schemas.openxmlformats.org/drawingml/2006/main" noChangeAspect="1"/>
+            </wp:cNvGraphicFramePr>
+            <a:graphic xmlns:a="http://schemas.openxmlformats.org/drawingml/2006/main">
+              <a:graphicData uri="http://schemas.openxmlformats.org/drawingml/2006/picture">
+                <pic:pic xmlns:pic="http://schemas.openxmlformats.org/drawingml/2006/picture">
+                  <pic:nvPicPr>
+                    <pic:cNvPr id="653793026" name=""/>
+                    <pic:cNvPicPr/>
+                  </pic:nvPicPr>
+                  <pic:blipFill>
+                    <a:blip r:embed="rId10"/>
+                    <a:stretch>
+                      <a:fillRect/>
+                    </a:stretch>
+                  </pic:blipFill>
+                  <pic:spPr>
+                    <a:xfrm>
+                      <a:off x="0" y="0"/>
+                      <a:ext cx="5943600" cy="2021840"/>
+                    </a:xfrm>
+                    <a:prstGeom prst="rect">
+                      <a:avLst/>
+                    </a:prstGeom>
+                  </pic:spPr>
+                </pic:pic>
+              </a:graphicData>
+            </a:graphic>
+          </wp:inline>
+        </w:drawing>
+      </w:r>
+      <w:r>
+        <w:rPr>
+          <w:rFonts w:ascii="Times New Roman" w:hAnsi="Times New Roman" w:cs="Times New Roman"/>
+          <w:bCs/>
+          <w:color w:val="000000" w:themeColor="text1"/>
+          <w:sz w:val="40"/>
+          <w:szCs w:val="40"/>
+          <w14:textOutline w14:w="9525" w14:cap="flat" w14:cmpd="sng" w14:algn="ctr">
+            <w14:noFill/>
+            <w14:prstDash w14:val="solid"/>
+            <w14:round/>
+          </w14:textOutline>
+        </w:rPr>
+        <w:br/>
+      </w:r>
+      <w:r>
+        <w:rPr>
+          <w:rFonts w:ascii="Times New Roman" w:hAnsi="Times New Roman" w:cs="Times New Roman"/>
+          <w:noProof/>
+        </w:rPr>
+        <w:lastRenderedPageBreak/>
+        <w:drawing>
+          <wp:inline distT="0" distB="0" distL="0" distR="0" wp14:anchorId="242D41A5" wp14:editId="4B8EDFF3">
+            <wp:extent cx="5943600" cy="2695575"/>
+            <wp:effectExtent l="0" t="0" r="0" b="9525"/>
+            <wp:docPr id="1919416884" name="Picture 1" descr="Forms response chart. Question title: A friend shares a news story with a shocking headline on social media. What is the most digitally literate first step you should take before reacting or sharing it?. Number of responses: 3 responses."/>
+            <wp:cNvGraphicFramePr>
+              <a:graphicFrameLocks xmlns:a="http://schemas.openxmlformats.org/drawingml/2006/main" noChangeAspect="1"/>
+            </wp:cNvGraphicFramePr>
+            <a:graphic xmlns:a="http://schemas.openxmlformats.org/drawingml/2006/main">
+              <a:graphicData uri="http://schemas.openxmlformats.org/drawingml/2006/picture">
+                <pic:pic xmlns:pic="http://schemas.openxmlformats.org/drawingml/2006/picture">
+                  <pic:nvPicPr>
+                    <pic:cNvPr id="0" name="Picture 1" descr="Forms response chart. Question title: A friend shares a news story with a shocking headline on social media. What is the most digitally literate first step you should take before reacting or sharing it?. Number of responses: 3 responses."/>
+                    <pic:cNvPicPr>
+                      <a:picLocks noChangeAspect="1" noChangeArrowheads="1"/>
+                    </pic:cNvPicPr>
+                  </pic:nvPicPr>
+                  <pic:blipFill>
+                    <a:blip r:embed="rId11" cstate="print">
+                      <a:extLst>
+                        <a:ext uri="{28A0092B-C50C-407E-A947-70E740481C1C}">
+                          <a14:useLocalDpi xmlns:a14="http://schemas.microsoft.com/office/drawing/2010/main" val="0"/>
+                        </a:ext>
+                      </a:extLst>
+                    </a:blip>
+                    <a:srcRect/>
+                    <a:stretch>
+                      <a:fillRect/>
+                    </a:stretch>
+                  </pic:blipFill>
+                  <pic:spPr bwMode="auto">
+                    <a:xfrm>
+                      <a:off x="0" y="0"/>
+                      <a:ext cx="5943600" cy="2695575"/>
+                    </a:xfrm>
+                    <a:prstGeom prst="rect">
+                      <a:avLst/>
+                    </a:prstGeom>
+                    <a:noFill/>
+                    <a:ln>
+                      <a:noFill/>
+                    </a:ln>
+                  </pic:spPr>
+                </pic:pic>
+              </a:graphicData>
+            </a:graphic>
+          </wp:inline>
+        </w:drawing>
+      </w:r>
+      <w:r>
+        <w:rPr>
+          <w:rFonts w:ascii="Times New Roman" w:hAnsi="Times New Roman" w:cs="Times New Roman"/>
+          <w:bCs/>
+          <w:color w:val="000000" w:themeColor="text1"/>
+          <w:sz w:val="40"/>
+          <w:szCs w:val="40"/>
+          <w14:textOutline w14:w="9525" w14:cap="flat" w14:cmpd="sng" w14:algn="ctr">
+            <w14:noFill/>
+            <w14:prstDash w14:val="solid"/>
+            <w14:round/>
+          </w14:textOutline>
+        </w:rPr>
+        <w:br/>
+      </w:r>
+      <w:r>
+        <w:rPr>
+          <w:rFonts w:ascii="Times New Roman" w:hAnsi="Times New Roman" w:cs="Times New Roman"/>
+          <w:noProof/>
+        </w:rPr>
+        <w:drawing>
+          <wp:inline distT="0" distB="0" distL="0" distR="0" wp14:anchorId="11FF8518" wp14:editId="1024BC1C">
+            <wp:extent cx="5943600" cy="2329180"/>
+            <wp:effectExtent l="0" t="0" r="0" b="0"/>
+            <wp:docPr id="751162750" name="Picture 1"/>
+            <wp:cNvGraphicFramePr>
+              <a:graphicFrameLocks xmlns:a="http://schemas.openxmlformats.org/drawingml/2006/main" noChangeAspect="1"/>
+            </wp:cNvGraphicFramePr>
+            <a:graphic xmlns:a="http://schemas.openxmlformats.org/drawingml/2006/main">
+              <a:graphicData uri="http://schemas.openxmlformats.org/drawingml/2006/picture">
+                <pic:pic xmlns:pic="http://schemas.openxmlformats.org/drawingml/2006/picture">
+                  <pic:nvPicPr>
+                    <pic:cNvPr id="751162750" name=""/>
+                    <pic:cNvPicPr/>
+                  </pic:nvPicPr>
+                  <pic:blipFill>
+                    <a:blip r:embed="rId12"/>
+                    <a:stretch>
+                      <a:fillRect/>
+                    </a:stretch>
+                  </pic:blipFill>
+                  <pic:spPr>
+                    <a:xfrm>
+                      <a:off x="0" y="0"/>
+                      <a:ext cx="5943600" cy="2329180"/>
+                    </a:xfrm>
+                    <a:prstGeom prst="rect">
+                      <a:avLst/>
+                    </a:prstGeom>
+                  </pic:spPr>
+                </pic:pic>
+              </a:graphicData>
+            </a:graphic>
+          </wp:inline>
+        </w:drawing>
+      </w:r>
+      <w:r>
+        <w:rPr>
+          <w:rFonts w:ascii="Times New Roman" w:hAnsi="Times New Roman" w:cs="Times New Roman"/>
+          <w:bCs/>
+          <w:color w:val="000000" w:themeColor="text1"/>
+          <w:sz w:val="40"/>
+          <w:szCs w:val="40"/>
+          <w14:textOutline w14:w="9525" w14:cap="flat" w14:cmpd="sng" w14:algn="ctr">
+            <w14:noFill/>
+            <w14:prstDash w14:val="solid"/>
+            <w14:round/>
+          </w14:textOutline>
+        </w:rPr>
+        <w:br/>
+      </w:r>
+      <w:r>
+        <w:rPr>
+          <w:rFonts w:ascii="Times New Roman" w:hAnsi="Times New Roman" w:cs="Times New Roman"/>
+          <w:bCs/>
+          <w:color w:val="000000" w:themeColor="text1"/>
+          <w:sz w:val="40"/>
+          <w:szCs w:val="40"/>
+          <w14:textOutline w14:w="9525" w14:cap="flat" w14:cmpd="sng" w14:algn="ctr">
+            <w14:noFill/>
+            <w14:prstDash w14:val="solid"/>
+            <w14:round/>
+          </w14:textOutline>
+        </w:rPr>
+        <w:br/>
+      </w:r>
+      <w:r>
+        <w:rPr>
+          <w:rFonts w:ascii="Times New Roman" w:hAnsi="Times New Roman" w:cs="Times New Roman"/>
+          <w:noProof/>
+        </w:rPr>
+        <w:drawing>
+          <wp:inline distT="0" distB="0" distL="0" distR="0" wp14:anchorId="28B52888" wp14:editId="3CAF0C0D">
+            <wp:extent cx="4857750" cy="2203114"/>
+            <wp:effectExtent l="0" t="0" r="0" b="6985"/>
+            <wp:docPr id="1546163653" name="Picture 3" descr="Forms response chart. Question title: When evaluating a website for reliable health information, which action best reflects digital literacy and critical thinking?. Number of responses: 3 responses."/>
+            <wp:cNvGraphicFramePr>
+              <a:graphicFrameLocks xmlns:a="http://schemas.openxmlformats.org/drawingml/2006/main" noChangeAspect="1"/>
+            </wp:cNvGraphicFramePr>
+            <a:graphic xmlns:a="http://schemas.openxmlformats.org/drawingml/2006/main">
+              <a:graphicData uri="http://schemas.openxmlformats.org/drawingml/2006/picture">
+                <pic:pic xmlns:pic="http://schemas.openxmlformats.org/drawingml/2006/picture">
+                  <pic:nvPicPr>
+                    <pic:cNvPr id="0" name="Picture 5" descr="Forms response chart. Question title: When evaluating a website for reliable health information, which action best reflects digital literacy and critical thinking?. Number of responses: 3 responses."/>
+                    <pic:cNvPicPr>
+                      <a:picLocks noChangeAspect="1" noChangeArrowheads="1"/>
+                    </pic:cNvPicPr>
+                  </pic:nvPicPr>
+                  <pic:blipFill>
+                    <a:blip r:embed="rId13" cstate="print">
+                      <a:extLst>
+                        <a:ext uri="{28A0092B-C50C-407E-A947-70E740481C1C}">
+                          <a14:useLocalDpi xmlns:a14="http://schemas.microsoft.com/office/drawing/2010/main" val="0"/>
+                        </a:ext>
+                      </a:extLst>
+                    </a:blip>
+                    <a:srcRect/>
+                    <a:stretch>
+                      <a:fillRect/>
+                    </a:stretch>
+                  </pic:blipFill>
+                  <pic:spPr bwMode="auto">
+                    <a:xfrm>
+                      <a:off x="0" y="0"/>
+                      <a:ext cx="4874755" cy="2210826"/>
+                    </a:xfrm>
+                    <a:prstGeom prst="rect">
+                      <a:avLst/>
+                    </a:prstGeom>
+                    <a:noFill/>
+                    <a:ln>
+                      <a:noFill/>
+                    </a:ln>
+                  </pic:spPr>
+                </pic:pic>
+              </a:graphicData>
+            </a:graphic>
+          </wp:inline>
+        </w:drawing>
+      </w:r>
+      <w:r>
+        <w:rPr>
+          <w:rFonts w:ascii="Times New Roman" w:hAnsi="Times New Roman" w:cs="Times New Roman"/>
+          <w:bCs/>
+          <w:color w:val="000000" w:themeColor="text1"/>
+          <w:sz w:val="40"/>
+          <w:szCs w:val="40"/>
+          <w14:textOutline w14:w="9525" w14:cap="flat" w14:cmpd="sng" w14:algn="ctr">
+            <w14:noFill/>
+            <w14:prstDash w14:val="solid"/>
+            <w14:round/>
+          </w14:textOutline>
+        </w:rPr>
+        <w:br/>
+      </w:r>
+    </w:p>
+    <w:p>
+      <w:pPr>
+        <w:rPr>
+          <w:rFonts w:ascii="Times New Roman" w:hAnsi="Times New Roman" w:cs="Times New Roman"/>
+          <w:bCs/>
+          <w:color w:val="000000" w:themeColor="text1"/>
+          <w:sz w:val="40"/>
+          <w:szCs w:val="40"/>
+          <w14:textOutline w14:w="9525" w14:cap="flat" w14:cmpd="sng" w14:algn="ctr">
+            <w14:noFill/>
+            <w14:prstDash w14:val="solid"/>
+            <w14:round/>
+          </w14:textOutline>
+        </w:rPr>
+      </w:pPr>
+    </w:p>
+    <w:p>
+      <w:pPr>
+        <w:rPr>
+          <w:rFonts w:ascii="Times New Roman" w:hAnsi="Times New Roman" w:cs="Times New Roman"/>
+          <w:bCs/>
+          <w:color w:val="000000" w:themeColor="text1"/>
+          <w:sz w:val="40"/>
+          <w:szCs w:val="40"/>
+          <w14:textOutline w14:w="9525" w14:cap="flat" w14:cmpd="sng" w14:algn="ctr">
+            <w14:noFill/>
+            <w14:prstDash w14:val="solid"/>
+            <w14:round/>
+          </w14:textOutline>
+        </w:rPr>
+      </w:pPr>
+    </w:p>
+    <w:p>
+      <w:pPr>
+        <w:rPr>
+          <w:rFonts w:ascii="Times New Roman" w:hAnsi="Times New Roman" w:cs="Times New Roman"/>
+          <w:bCs/>
+          <w:color w:val="000000" w:themeColor="text1"/>
+          <w:sz w:val="40"/>
+          <w:szCs w:val="40"/>
+          <w14:textOutline w14:w="9525" w14:cap="flat" w14:cmpd="sng" w14:algn="ctr">
+            <w14:noFill/>
+            <w14:prstDash w14:val="solid"/>
+            <w14:round/>
+          </w14:textOutline>
+        </w:rPr>
+      </w:pPr>
     </w:p>
     <w:p>
       <w:pPr>
         <w:jc w:val="center"/>
         <w:rPr>
+          <w:rFonts w:ascii="Times New Roman" w:hAnsi="Times New Roman" w:cs="Times New Roman"/>
           <w:bCs/>
           <w:color w:val="000000" w:themeColor="text1"/>
           <w:sz w:val="72"/>
@@ -2142,6 +2575,7 @@
       </w:pPr>
       <w:r>
         <w:rPr>
+          <w:rFonts w:ascii="Times New Roman" w:hAnsi="Times New Roman" w:cs="Times New Roman"/>
           <w:bCs/>
           <w:color w:val="000000" w:themeColor="text1"/>
           <w:sz w:val="72"/>
@@ -2152,11 +2586,11 @@
             <w14:round/>
           </w14:textOutline>
         </w:rPr>
-        <w:lastRenderedPageBreak/>
         <w:t>TASK-4</w:t>
       </w:r>
       <w:r>
         <w:rPr>
+          <w:rFonts w:ascii="Times New Roman" w:hAnsi="Times New Roman" w:cs="Times New Roman"/>
           <w:bCs/>
           <w:color w:val="000000" w:themeColor="text1"/>
           <w:sz w:val="72"/>
@@ -2171,6 +2605,7 @@
       </w:r>
       <w:r>
         <w:rPr>
+          <w:rFonts w:ascii="Times New Roman" w:hAnsi="Times New Roman" w:cs="Times New Roman"/>
           <w:bCs/>
           <w:color w:val="000000" w:themeColor="text1"/>
           <w:sz w:val="40"/>
@@ -2186,6 +2621,7 @@
       </w:r>
       <w:r>
         <w:rPr>
+          <w:rFonts w:ascii="Times New Roman" w:hAnsi="Times New Roman" w:cs="Times New Roman"/>
           <w:bCs/>
           <w:color w:val="000000" w:themeColor="text1"/>
           <w:sz w:val="40"/>
@@ -2202,6 +2638,7 @@
       </w:r>
       <w:r>
         <w:rPr>
+          <w:rFonts w:ascii="Times New Roman" w:hAnsi="Times New Roman" w:cs="Times New Roman"/>
           <w:bCs/>
           <w:color w:val="000000" w:themeColor="text1"/>
           <w:sz w:val="72"/>
@@ -2217,7 +2654,9 @@
       </w:r>
       <w:r>
         <w:rPr>
-          <w:bCs/>
+          <w:rFonts w:ascii="Times New Roman" w:hAnsi="Times New Roman" w:cs="Times New Roman"/>
+          <w:bCs/>
+          <w:noProof/>
           <w:color w:val="000000" w:themeColor="text1"/>
           <w:sz w:val="72"/>
           <w:szCs w:val="72"/>
@@ -2243,7 +2682,7 @@
                     <pic:cNvPicPr/>
                   </pic:nvPicPr>
                   <pic:blipFill>
-                    <a:blip r:embed="rId9"/>
+                    <a:blip r:embed="rId14"/>
                     <a:stretch>
                       <a:fillRect/>
                     </a:stretch>
@@ -2265,6 +2704,7 @@
       </w:r>
       <w:r>
         <w:rPr>
+          <w:rFonts w:ascii="Times New Roman" w:hAnsi="Times New Roman" w:cs="Times New Roman"/>
           <w:bCs/>
           <w:color w:val="000000" w:themeColor="text1"/>
           <w:sz w:val="72"/>
@@ -2279,6 +2719,7 @@
       </w:r>
       <w:r>
         <w:rPr>
+          <w:rFonts w:ascii="Times New Roman" w:hAnsi="Times New Roman" w:cs="Times New Roman"/>
           <w:bCs/>
           <w:color w:val="000000" w:themeColor="text1"/>
           <w:sz w:val="72"/>
@@ -2294,7 +2735,9 @@
       </w:r>
       <w:r>
         <w:rPr>
-          <w:bCs/>
+          <w:rFonts w:ascii="Times New Roman" w:hAnsi="Times New Roman" w:cs="Times New Roman"/>
+          <w:bCs/>
+          <w:noProof/>
           <w:color w:val="000000" w:themeColor="text1"/>
           <w:sz w:val="40"/>
           <w:szCs w:val="40"/>
@@ -2320,7 +2763,7 @@
                     <pic:cNvPicPr/>
                   </pic:nvPicPr>
                   <pic:blipFill>
-                    <a:blip r:embed="rId10"/>
+                    <a:blip r:embed="rId15"/>
                     <a:stretch>
                       <a:fillRect/>
                     </a:stretch>
@@ -2344,6 +2787,7 @@
     <w:p>
       <w:pPr>
         <w:rPr>
+          <w:rFonts w:ascii="Times New Roman" w:hAnsi="Times New Roman" w:cs="Times New Roman"/>
           <w:bCs/>
           <w:color w:val="000000" w:themeColor="text1"/>
           <w:sz w:val="40"/>
@@ -2358,7 +2802,9 @@
       </w:pPr>
       <w:r>
         <w:rPr>
-          <w:bCs/>
+          <w:rFonts w:ascii="Times New Roman" w:hAnsi="Times New Roman" w:cs="Times New Roman"/>
+          <w:bCs/>
+          <w:noProof/>
           <w:color w:val="000000" w:themeColor="text1"/>
           <w:sz w:val="72"/>
           <w:szCs w:val="72"/>
@@ -2384,7 +2830,7 @@
                     <pic:cNvPicPr/>
                   </pic:nvPicPr>
                   <pic:blipFill>
-                    <a:blip r:embed="rId11"/>
+                    <a:blip r:embed="rId16"/>
                     <a:stretch>
                       <a:fillRect/>
                     </a:stretch>
@@ -2406,6 +2852,7 @@
       </w:r>
       <w:r>
         <w:rPr>
+          <w:rFonts w:ascii="Times New Roman" w:hAnsi="Times New Roman" w:cs="Times New Roman"/>
           <w:bCs/>
           <w:color w:val="000000" w:themeColor="text1"/>
           <w:sz w:val="72"/>
@@ -2420,6 +2867,7 @@
       </w:r>
       <w:r>
         <w:rPr>
+          <w:rFonts w:ascii="Times New Roman" w:hAnsi="Times New Roman" w:cs="Times New Roman"/>
           <w:bCs/>
           <w:color w:val="000000" w:themeColor="text1"/>
           <w:sz w:val="40"/>
@@ -2435,6 +2883,7 @@
       </w:r>
       <w:r>
         <w:rPr>
+          <w:rFonts w:ascii="Times New Roman" w:hAnsi="Times New Roman" w:cs="Times New Roman"/>
           <w:bCs/>
           <w:color w:val="000000" w:themeColor="text1"/>
           <w:sz w:val="40"/>
@@ -2451,6 +2900,7 @@
       </w:r>
       <w:r>
         <w:rPr>
+          <w:rFonts w:ascii="Times New Roman" w:hAnsi="Times New Roman" w:cs="Times New Roman"/>
           <w:bCs/>
           <w:color w:val="000000" w:themeColor="text1"/>
           <w:sz w:val="40"/>
@@ -2466,6 +2916,7 @@
       </w:r>
       <w:r>
         <w:rPr>
+          <w:rFonts w:ascii="Times New Roman" w:hAnsi="Times New Roman" w:cs="Times New Roman"/>
           <w:bCs/>
           <w:color w:val="000000" w:themeColor="text1"/>
           <w:sz w:val="40"/>
@@ -2481,7 +2932,9 @@
       </w:r>
       <w:r>
         <w:rPr>
-          <w:bCs/>
+          <w:rFonts w:ascii="Times New Roman" w:hAnsi="Times New Roman" w:cs="Times New Roman"/>
+          <w:bCs/>
+          <w:noProof/>
           <w:color w:val="000000" w:themeColor="text1"/>
           <w:sz w:val="40"/>
           <w:szCs w:val="40"/>
@@ -2508,7 +2961,7 @@
                     <pic:cNvPicPr/>
                   </pic:nvPicPr>
                   <pic:blipFill>
-                    <a:blip r:embed="rId12"/>
+                    <a:blip r:embed="rId17"/>
                     <a:stretch>
                       <a:fillRect/>
                     </a:stretch>
@@ -2530,6 +2983,7 @@
       </w:r>
       <w:r>
         <w:rPr>
+          <w:rFonts w:ascii="Times New Roman" w:hAnsi="Times New Roman" w:cs="Times New Roman"/>
           <w:bCs/>
           <w:color w:val="000000" w:themeColor="text1"/>
           <w:sz w:val="40"/>
@@ -2545,7 +2999,9 @@
       </w:r>
       <w:r>
         <w:rPr>
-          <w:bCs/>
+          <w:rFonts w:ascii="Times New Roman" w:hAnsi="Times New Roman" w:cs="Times New Roman"/>
+          <w:bCs/>
+          <w:noProof/>
           <w:color w:val="000000" w:themeColor="text1"/>
           <w:sz w:val="40"/>
           <w:szCs w:val="40"/>
@@ -2571,7 +3027,7 @@
                     <pic:cNvPicPr/>
                   </pic:nvPicPr>
                   <pic:blipFill>
-                    <a:blip r:embed="rId13"/>
+                    <a:blip r:embed="rId18"/>
                     <a:stretch>
                       <a:fillRect/>
                     </a:stretch>
@@ -2593,6 +3049,7 @@
       </w:r>
       <w:r>
         <w:rPr>
+          <w:rFonts w:ascii="Times New Roman" w:hAnsi="Times New Roman" w:cs="Times New Roman"/>
           <w:bCs/>
           <w:color w:val="000000" w:themeColor="text1"/>
           <w:sz w:val="40"/>
@@ -2608,7 +3065,9 @@
       </w:r>
       <w:r>
         <w:rPr>
-          <w:bCs/>
+          <w:rFonts w:ascii="Times New Roman" w:hAnsi="Times New Roman" w:cs="Times New Roman"/>
+          <w:bCs/>
+          <w:noProof/>
           <w:color w:val="000000" w:themeColor="text1"/>
           <w:sz w:val="40"/>
           <w:szCs w:val="40"/>
@@ -2635,7 +3094,7 @@
                     <pic:cNvPicPr/>
                   </pic:nvPicPr>
                   <pic:blipFill>
-                    <a:blip r:embed="rId14"/>
+                    <a:blip r:embed="rId19"/>
                     <a:stretch>
                       <a:fillRect/>
                     </a:stretch>
@@ -2659,19 +3118,21 @@
     <w:p>
       <w:pPr>
         <w:rPr>
-          <w:bCs/>
-          <w:color w:val="000000" w:themeColor="text1"/>
-          <w:sz w:val="40"/>
-          <w:szCs w:val="40"/>
-          <w14:textOutline w14:w="9525" w14:cap="flat" w14:cmpd="sng" w14:algn="ctr">
-            <w14:noFill/>
-            <w14:prstDash w14:val="solid"/>
-            <w14:round/>
-          </w14:textOutline>
-        </w:rPr>
-      </w:pPr>
-      <w:r>
-        <w:rPr>
+          <w:rFonts w:ascii="Times New Roman" w:hAnsi="Times New Roman" w:cs="Times New Roman"/>
+          <w:bCs/>
+          <w:color w:val="000000" w:themeColor="text1"/>
+          <w:sz w:val="40"/>
+          <w:szCs w:val="40"/>
+          <w14:textOutline w14:w="9525" w14:cap="flat" w14:cmpd="sng" w14:algn="ctr">
+            <w14:noFill/>
+            <w14:prstDash w14:val="solid"/>
+            <w14:round/>
+          </w14:textOutline>
+        </w:rPr>
+      </w:pPr>
+      <w:r>
+        <w:rPr>
+          <w:rFonts w:ascii="Times New Roman" w:hAnsi="Times New Roman" w:cs="Times New Roman"/>
           <w:bCs/>
           <w:color w:val="000000" w:themeColor="text1"/>
           <w:sz w:val="40"/>
@@ -2687,6 +3148,7 @@
       </w:r>
       <w:r>
         <w:rPr>
+          <w:rFonts w:ascii="Times New Roman" w:hAnsi="Times New Roman" w:cs="Times New Roman"/>
           <w:bCs/>
           <w:color w:val="000000" w:themeColor="text1"/>
           <w:sz w:val="40"/>
@@ -2701,6 +3163,7 @@
       </w:r>
       <w:r>
         <w:rPr>
+          <w:rFonts w:ascii="Times New Roman" w:hAnsi="Times New Roman" w:cs="Times New Roman"/>
           <w:bCs/>
           <w:color w:val="000000" w:themeColor="text1"/>
           <w:sz w:val="40"/>
@@ -2712,23 +3175,11 @@
           </w14:textOutline>
         </w:rPr>
         <w:br/>
-      </w:r>
-      <w:r>
-        <w:rPr>
-          <w:bCs/>
-          <w:color w:val="000000" w:themeColor="text1"/>
-          <w:sz w:val="40"/>
-          <w:szCs w:val="40"/>
-          <w14:textOutline w14:w="9525" w14:cap="flat" w14:cmpd="sng" w14:algn="ctr">
-            <w14:noFill/>
-            <w14:prstDash w14:val="solid"/>
-            <w14:round/>
-          </w14:textOutline>
-        </w:rPr>
         <w:t xml:space="preserve">The </w:t>
       </w:r>
       <w:r>
         <w:rPr>
+          <w:rFonts w:ascii="Times New Roman" w:hAnsi="Times New Roman" w:cs="Times New Roman"/>
           <w:b/>
           <w:bCs/>
           <w:color w:val="000000" w:themeColor="text1"/>
@@ -2744,6 +3195,7 @@
       </w:r>
       <w:r>
         <w:rPr>
+          <w:rFonts w:ascii="Times New Roman" w:hAnsi="Times New Roman" w:cs="Times New Roman"/>
           <w:bCs/>
           <w:color w:val="000000" w:themeColor="text1"/>
           <w:sz w:val="40"/>
@@ -2758,6 +3210,7 @@
       </w:r>
       <w:r>
         <w:rPr>
+          <w:rFonts w:ascii="Times New Roman" w:hAnsi="Times New Roman" w:cs="Times New Roman"/>
           <w:b/>
           <w:bCs/>
           <w:color w:val="000000" w:themeColor="text1"/>
@@ -2773,6 +3226,7 @@
       </w:r>
       <w:r>
         <w:rPr>
+          <w:rFonts w:ascii="Times New Roman" w:hAnsi="Times New Roman" w:cs="Times New Roman"/>
           <w:bCs/>
           <w:color w:val="000000" w:themeColor="text1"/>
           <w:sz w:val="40"/>
@@ -2787,6 +3241,7 @@
       </w:r>
       <w:r>
         <w:rPr>
+          <w:rFonts w:ascii="Times New Roman" w:hAnsi="Times New Roman" w:cs="Times New Roman"/>
           <w:b/>
           <w:bCs/>
           <w:color w:val="000000" w:themeColor="text1"/>
@@ -2802,6 +3257,7 @@
       </w:r>
       <w:r>
         <w:rPr>
+          <w:rFonts w:ascii="Times New Roman" w:hAnsi="Times New Roman" w:cs="Times New Roman"/>
           <w:bCs/>
           <w:color w:val="000000" w:themeColor="text1"/>
           <w:sz w:val="40"/>
@@ -2818,19 +3274,21 @@
     <w:p>
       <w:pPr>
         <w:rPr>
-          <w:bCs/>
-          <w:color w:val="000000" w:themeColor="text1"/>
-          <w:sz w:val="40"/>
-          <w:szCs w:val="40"/>
-          <w14:textOutline w14:w="9525" w14:cap="flat" w14:cmpd="sng" w14:algn="ctr">
-            <w14:noFill/>
-            <w14:prstDash w14:val="solid"/>
-            <w14:round/>
-          </w14:textOutline>
-        </w:rPr>
-      </w:pPr>
-      <w:r>
-        <w:rPr>
+          <w:rFonts w:ascii="Times New Roman" w:hAnsi="Times New Roman" w:cs="Times New Roman"/>
+          <w:bCs/>
+          <w:color w:val="000000" w:themeColor="text1"/>
+          <w:sz w:val="40"/>
+          <w:szCs w:val="40"/>
+          <w14:textOutline w14:w="9525" w14:cap="flat" w14:cmpd="sng" w14:algn="ctr">
+            <w14:noFill/>
+            <w14:prstDash w14:val="solid"/>
+            <w14:round/>
+          </w14:textOutline>
+        </w:rPr>
+      </w:pPr>
+      <w:r>
+        <w:rPr>
+          <w:rFonts w:ascii="Times New Roman" w:hAnsi="Times New Roman" w:cs="Times New Roman"/>
           <w:bCs/>
           <w:color w:val="000000" w:themeColor="text1"/>
           <w:sz w:val="40"/>
@@ -2847,6 +3305,7 @@
       <w:proofErr w:type="spellStart"/>
       <w:r>
         <w:rPr>
+          <w:rFonts w:ascii="Times New Roman" w:hAnsi="Times New Roman" w:cs="Times New Roman"/>
           <w:b/>
           <w:bCs/>
           <w:color w:val="000000" w:themeColor="text1"/>
@@ -2863,6 +3322,7 @@
       <w:proofErr w:type="spellEnd"/>
       <w:r>
         <w:rPr>
+          <w:rFonts w:ascii="Times New Roman" w:hAnsi="Times New Roman" w:cs="Times New Roman"/>
           <w:bCs/>
           <w:color w:val="000000" w:themeColor="text1"/>
           <w:sz w:val="40"/>
@@ -2877,6 +3337,7 @@
       </w:r>
       <w:r>
         <w:rPr>
+          <w:rFonts w:ascii="Times New Roman" w:hAnsi="Times New Roman" w:cs="Times New Roman"/>
           <w:b/>
           <w:bCs/>
           <w:color w:val="000000" w:themeColor="text1"/>
@@ -2892,6 +3353,7 @@
       </w:r>
       <w:r>
         <w:rPr>
+          <w:rFonts w:ascii="Times New Roman" w:hAnsi="Times New Roman" w:cs="Times New Roman"/>
           <w:bCs/>
           <w:color w:val="000000" w:themeColor="text1"/>
           <w:sz w:val="40"/>
@@ -2906,6 +3368,7 @@
       </w:r>
       <w:r>
         <w:rPr>
+          <w:rFonts w:ascii="Times New Roman" w:hAnsi="Times New Roman" w:cs="Times New Roman"/>
           <w:b/>
           <w:bCs/>
           <w:color w:val="000000" w:themeColor="text1"/>
@@ -2921,6 +3384,7 @@
       </w:r>
       <w:r>
         <w:rPr>
+          <w:rFonts w:ascii="Times New Roman" w:hAnsi="Times New Roman" w:cs="Times New Roman"/>
           <w:bCs/>
           <w:color w:val="000000" w:themeColor="text1"/>
           <w:sz w:val="40"/>
@@ -2937,21 +3401,23 @@
     <w:p>
       <w:pPr>
         <w:rPr>
-          <w:bCs/>
-          <w:color w:val="000000" w:themeColor="text1"/>
-          <w:sz w:val="40"/>
-          <w:szCs w:val="40"/>
-          <w14:textOutline w14:w="9525" w14:cap="flat" w14:cmpd="sng" w14:algn="ctr">
-            <w14:noFill/>
-            <w14:prstDash w14:val="solid"/>
-            <w14:round/>
-          </w14:textOutline>
-        </w:rPr>
-      </w:pPr>
-    </w:p>
-    <w:p>
-      <w:pPr>
-        <w:rPr>
+          <w:rFonts w:ascii="Times New Roman" w:hAnsi="Times New Roman" w:cs="Times New Roman"/>
+          <w:bCs/>
+          <w:color w:val="000000" w:themeColor="text1"/>
+          <w:sz w:val="40"/>
+          <w:szCs w:val="40"/>
+          <w14:textOutline w14:w="9525" w14:cap="flat" w14:cmpd="sng" w14:algn="ctr">
+            <w14:noFill/>
+            <w14:prstDash w14:val="solid"/>
+            <w14:round/>
+          </w14:textOutline>
+        </w:rPr>
+      </w:pPr>
+    </w:p>
+    <w:p>
+      <w:pPr>
+        <w:rPr>
+          <w:rFonts w:ascii="Times New Roman" w:hAnsi="Times New Roman" w:cs="Times New Roman"/>
           <w:bCs/>
           <w:color w:val="000000" w:themeColor="text1"/>
           <w:sz w:val="40"/>
@@ -2968,6 +3434,7 @@
     <w:p>
       <w:pPr>
         <w:rPr>
+          <w:rFonts w:ascii="Times New Roman" w:hAnsi="Times New Roman" w:cs="Times New Roman"/>
           <w:bCs/>
           <w:color w:val="000000" w:themeColor="text1"/>
           <w:sz w:val="40"/>
@@ -2984,6 +3451,7 @@
     <w:p>
       <w:pPr>
         <w:rPr>
+          <w:rFonts w:ascii="Times New Roman" w:hAnsi="Times New Roman" w:cs="Times New Roman"/>
           <w:bCs/>
           <w:color w:val="000000" w:themeColor="text1"/>
           <w:sz w:val="40"/>
@@ -3000,6 +3468,7 @@
     <w:p>
       <w:pPr>
         <w:rPr>
+          <w:rFonts w:ascii="Times New Roman" w:hAnsi="Times New Roman" w:cs="Times New Roman"/>
           <w:bCs/>
           <w:color w:val="000000" w:themeColor="text1"/>
           <w:sz w:val="40"/>
@@ -3016,6 +3485,7 @@
     <w:p>
       <w:pPr>
         <w:rPr>
+          <w:rFonts w:ascii="Times New Roman" w:hAnsi="Times New Roman" w:cs="Times New Roman"/>
           <w:bCs/>
           <w:color w:val="000000" w:themeColor="text1"/>
           <w:sz w:val="40"/>
@@ -3032,6 +3502,7 @@
     <w:p>
       <w:pPr>
         <w:rPr>
+          <w:rFonts w:ascii="Times New Roman" w:hAnsi="Times New Roman" w:cs="Times New Roman"/>
           <w:bCs/>
           <w:color w:val="000000" w:themeColor="text1"/>
           <w:sz w:val="40"/>
@@ -3048,6 +3519,7 @@
     <w:p>
       <w:pPr>
         <w:rPr>
+          <w:rFonts w:ascii="Times New Roman" w:hAnsi="Times New Roman" w:cs="Times New Roman"/>
           <w:bCs/>
           <w:color w:val="000000" w:themeColor="text1"/>
           <w:sz w:val="40"/>
@@ -3064,63 +3536,7 @@
     <w:p>
       <w:pPr>
         <w:rPr>
-          <w:bCs/>
-          <w:color w:val="000000" w:themeColor="text1"/>
-          <w:sz w:val="40"/>
-          <w:szCs w:val="40"/>
-          <w14:textOutline w14:w="9525" w14:cap="flat" w14:cmpd="sng" w14:algn="ctr">
-            <w14:noFill/>
-            <w14:prstDash w14:val="solid"/>
-            <w14:round/>
-          </w14:textOutline>
-        </w:rPr>
-      </w:pPr>
-      <w:r>
-        <w:rPr>
-          <w:bCs/>
-          <w:color w:val="000000" w:themeColor="text1"/>
-          <w:sz w:val="40"/>
-          <w:szCs w:val="40"/>
-          <w:u w:val="single"/>
-          <w14:textOutline w14:w="9525" w14:cap="flat" w14:cmpd="sng" w14:algn="ctr">
-            <w14:noFill/>
-            <w14:prstDash w14:val="solid"/>
-            <w14:round/>
-          </w14:textOutline>
-        </w:rPr>
-        <w:br/>
-      </w:r>
-      <w:r>
-        <w:rPr>
-          <w:bCs/>
-          <w:color w:val="000000" w:themeColor="text1"/>
-          <w:sz w:val="40"/>
-          <w:szCs w:val="40"/>
-          <w:u w:val="single"/>
-          <w14:textOutline w14:w="9525" w14:cap="flat" w14:cmpd="sng" w14:algn="ctr">
-            <w14:noFill/>
-            <w14:prstDash w14:val="solid"/>
-            <w14:round/>
-          </w14:textOutline>
-        </w:rPr>
-        <w:br/>
-      </w:r>
-      <w:r>
-        <w:rPr>
-          <w:bCs/>
-          <w:color w:val="000000" w:themeColor="text1"/>
-          <w:sz w:val="40"/>
-          <w:szCs w:val="40"/>
-          <w14:textOutline w14:w="9525" w14:cap="flat" w14:cmpd="sng" w14:algn="ctr">
-            <w14:noFill/>
-            <w14:prstDash w14:val="solid"/>
-            <w14:round/>
-          </w14:textOutline>
-        </w:rPr>
-        <w:br/>
-      </w:r>
-      <w:r>
-        <w:rPr>
+          <w:rFonts w:ascii="Times New Roman" w:hAnsi="Times New Roman" w:cs="Times New Roman"/>
           <w:bCs/>
           <w:color w:val="000000" w:themeColor="text1"/>
           <w:sz w:val="72"/>
@@ -3131,11 +3547,89 @@
             <w14:round/>
           </w14:textOutline>
         </w:rPr>
+      </w:pPr>
+      <w:r>
+        <w:rPr>
+          <w:rFonts w:ascii="Times New Roman" w:hAnsi="Times New Roman" w:cs="Times New Roman"/>
+          <w:bCs/>
+          <w:color w:val="000000" w:themeColor="text1"/>
+          <w:sz w:val="40"/>
+          <w:szCs w:val="40"/>
+          <w:u w:val="single"/>
+          <w14:textOutline w14:w="9525" w14:cap="flat" w14:cmpd="sng" w14:algn="ctr">
+            <w14:noFill/>
+            <w14:prstDash w14:val="solid"/>
+            <w14:round/>
+          </w14:textOutline>
+        </w:rPr>
+        <w:br/>
+      </w:r>
+      <w:r>
+        <w:rPr>
+          <w:rFonts w:ascii="Times New Roman" w:hAnsi="Times New Roman" w:cs="Times New Roman"/>
+          <w:bCs/>
+          <w:color w:val="000000" w:themeColor="text1"/>
+          <w:sz w:val="40"/>
+          <w:szCs w:val="40"/>
+          <w:u w:val="single"/>
+          <w14:textOutline w14:w="9525" w14:cap="flat" w14:cmpd="sng" w14:algn="ctr">
+            <w14:noFill/>
+            <w14:prstDash w14:val="solid"/>
+            <w14:round/>
+          </w14:textOutline>
+        </w:rPr>
+        <w:br/>
+      </w:r>
+      <w:r>
+        <w:rPr>
+          <w:rFonts w:ascii="Times New Roman" w:hAnsi="Times New Roman" w:cs="Times New Roman"/>
+          <w:bCs/>
+          <w:color w:val="000000" w:themeColor="text1"/>
+          <w:sz w:val="40"/>
+          <w:szCs w:val="40"/>
+          <w14:textOutline w14:w="9525" w14:cap="flat" w14:cmpd="sng" w14:algn="ctr">
+            <w14:noFill/>
+            <w14:prstDash w14:val="solid"/>
+            <w14:round/>
+          </w14:textOutline>
+        </w:rPr>
+        <w:br/>
+      </w:r>
+    </w:p>
+    <w:p>
+      <w:pPr>
+        <w:rPr>
+          <w:rFonts w:ascii="Times New Roman" w:hAnsi="Times New Roman" w:cs="Times New Roman"/>
+          <w:bCs/>
+          <w:color w:val="000000" w:themeColor="text1"/>
+          <w:sz w:val="40"/>
+          <w:szCs w:val="40"/>
+          <w14:textOutline w14:w="9525" w14:cap="flat" w14:cmpd="sng" w14:algn="ctr">
+            <w14:noFill/>
+            <w14:prstDash w14:val="solid"/>
+            <w14:round/>
+          </w14:textOutline>
+        </w:rPr>
+      </w:pPr>
+      <w:r>
+        <w:rPr>
+          <w:rFonts w:ascii="Times New Roman" w:hAnsi="Times New Roman" w:cs="Times New Roman"/>
+          <w:bCs/>
+          <w:color w:val="000000" w:themeColor="text1"/>
+          <w:sz w:val="72"/>
+          <w:szCs w:val="72"/>
+          <w14:textOutline w14:w="9525" w14:cap="flat" w14:cmpd="sng" w14:algn="ctr">
+            <w14:noFill/>
+            <w14:prstDash w14:val="solid"/>
+            <w14:round/>
+          </w14:textOutline>
+        </w:rPr>
         <w:lastRenderedPageBreak/>
         <w:t>Task-5</w:t>
       </w:r>
       <w:r>
         <w:rPr>
+          <w:rFonts w:ascii="Times New Roman" w:hAnsi="Times New Roman" w:cs="Times New Roman"/>
           <w:bCs/>
           <w:color w:val="000000" w:themeColor="text1"/>
           <w:sz w:val="72"/>
@@ -3150,6 +3644,7 @@
       </w:r>
       <w:r>
         <w:rPr>
+          <w:rFonts w:ascii="Times New Roman" w:hAnsi="Times New Roman" w:cs="Times New Roman"/>
           <w:bCs/>
           <w:color w:val="000000" w:themeColor="text1"/>
           <w:sz w:val="72"/>
@@ -3164,6 +3659,7 @@
       </w:r>
       <w:r>
         <w:rPr>
+          <w:rFonts w:ascii="Times New Roman" w:hAnsi="Times New Roman" w:cs="Times New Roman"/>
           <w:bCs/>
           <w:color w:val="000000" w:themeColor="text1"/>
           <w:sz w:val="40"/>
@@ -3179,6 +3675,7 @@
       </w:r>
       <w:r>
         <w:rPr>
+          <w:rFonts w:ascii="Times New Roman" w:hAnsi="Times New Roman" w:cs="Times New Roman"/>
           <w:bCs/>
           <w:color w:val="000000" w:themeColor="text1"/>
           <w:sz w:val="40"/>
@@ -3194,6 +3691,7 @@
       </w:r>
       <w:r>
         <w:rPr>
+          <w:rFonts w:ascii="Times New Roman" w:hAnsi="Times New Roman" w:cs="Times New Roman"/>
           <w:bCs/>
           <w:color w:val="000000" w:themeColor="text1"/>
           <w:sz w:val="40"/>
@@ -3205,23 +3703,11 @@
           </w14:textOutline>
         </w:rPr>
         <w:br/>
-      </w:r>
-      <w:r>
-        <w:rPr>
-          <w:bCs/>
-          <w:color w:val="000000" w:themeColor="text1"/>
-          <w:sz w:val="40"/>
-          <w:szCs w:val="40"/>
-          <w14:textOutline w14:w="9525" w14:cap="flat" w14:cmpd="sng" w14:algn="ctr">
-            <w14:noFill/>
-            <w14:prstDash w14:val="solid"/>
-            <w14:round/>
-          </w14:textOutline>
-        </w:rPr>
         <w:t xml:space="preserve">What surprised me most during my research was the sheer scale and speed of </w:t>
       </w:r>
       <w:r>
         <w:rPr>
+          <w:rFonts w:ascii="Times New Roman" w:hAnsi="Times New Roman" w:cs="Times New Roman"/>
           <w:b/>
           <w:bCs/>
           <w:color w:val="000000" w:themeColor="text1"/>
@@ -3237,6 +3723,7 @@
       </w:r>
       <w:r>
         <w:rPr>
+          <w:rFonts w:ascii="Times New Roman" w:hAnsi="Times New Roman" w:cs="Times New Roman"/>
           <w:bCs/>
           <w:color w:val="000000" w:themeColor="text1"/>
           <w:sz w:val="40"/>
@@ -3251,6 +3738,7 @@
       </w:r>
       <w:r>
         <w:rPr>
+          <w:rFonts w:ascii="Times New Roman" w:hAnsi="Times New Roman" w:cs="Times New Roman"/>
           <w:b/>
           <w:bCs/>
           <w:color w:val="000000" w:themeColor="text1"/>
@@ -3266,6 +3754,7 @@
       </w:r>
       <w:r>
         <w:rPr>
+          <w:rFonts w:ascii="Times New Roman" w:hAnsi="Times New Roman" w:cs="Times New Roman"/>
           <w:bCs/>
           <w:color w:val="000000" w:themeColor="text1"/>
           <w:sz w:val="40"/>
@@ -3282,19 +3771,21 @@
     <w:p>
       <w:pPr>
         <w:rPr>
-          <w:bCs/>
-          <w:color w:val="000000" w:themeColor="text1"/>
-          <w:sz w:val="40"/>
-          <w:szCs w:val="40"/>
-          <w14:textOutline w14:w="9525" w14:cap="flat" w14:cmpd="sng" w14:algn="ctr">
-            <w14:noFill/>
-            <w14:prstDash w14:val="solid"/>
-            <w14:round/>
-          </w14:textOutline>
-        </w:rPr>
-      </w:pPr>
-      <w:r>
-        <w:rPr>
+          <w:rFonts w:ascii="Times New Roman" w:hAnsi="Times New Roman" w:cs="Times New Roman"/>
+          <w:bCs/>
+          <w:color w:val="000000" w:themeColor="text1"/>
+          <w:sz w:val="40"/>
+          <w:szCs w:val="40"/>
+          <w14:textOutline w14:w="9525" w14:cap="flat" w14:cmpd="sng" w14:algn="ctr">
+            <w14:noFill/>
+            <w14:prstDash w14:val="solid"/>
+            <w14:round/>
+          </w14:textOutline>
+        </w:rPr>
+      </w:pPr>
+      <w:r>
+        <w:rPr>
+          <w:rFonts w:ascii="Times New Roman" w:hAnsi="Times New Roman" w:cs="Times New Roman"/>
           <w:bCs/>
           <w:color w:val="000000" w:themeColor="text1"/>
           <w:sz w:val="40"/>
@@ -3309,6 +3800,7 @@
       </w:r>
       <w:r>
         <w:rPr>
+          <w:rFonts w:ascii="Times New Roman" w:hAnsi="Times New Roman" w:cs="Times New Roman"/>
           <w:b/>
           <w:bCs/>
           <w:color w:val="000000" w:themeColor="text1"/>
@@ -3324,50 +3816,55 @@
       </w:r>
       <w:r>
         <w:rPr>
-          <w:bCs/>
-          <w:color w:val="000000" w:themeColor="text1"/>
-          <w:sz w:val="40"/>
-          <w:szCs w:val="40"/>
-          <w14:textOutline w14:w="9525" w14:cap="flat" w14:cmpd="sng" w14:algn="ctr">
-            <w14:noFill/>
-            <w14:prstDash w14:val="solid"/>
-            <w14:round/>
-          </w14:textOutline>
-        </w:rPr>
-        <w:t xml:space="preserve">. While I previously used SMS-based codes, I’ve learned that "phishing-resistant" MFA—such as hardware security keys or authenticator apps—is now essential to block automated bot attacks. I am also adopting a "pause and verify" rule for any urgent request involving data or </w:t>
-      </w:r>
-      <w:r>
-        <w:rPr>
-          <w:bCs/>
-          <w:color w:val="000000" w:themeColor="text1"/>
-          <w:sz w:val="40"/>
-          <w:szCs w:val="40"/>
-          <w14:textOutline w14:w="9525" w14:cap="flat" w14:cmpd="sng" w14:algn="ctr">
-            <w14:noFill/>
-            <w14:prstDash w14:val="solid"/>
-            <w14:round/>
-          </w14:textOutline>
-        </w:rPr>
-        <w:lastRenderedPageBreak/>
-        <w:t>money, even if the voice or video looks and sounds exactly like someone I trust.</w:t>
-      </w:r>
-    </w:p>
-    <w:p>
-      <w:pPr>
-        <w:rPr>
-          <w:bCs/>
-          <w:color w:val="000000" w:themeColor="text1"/>
-          <w:sz w:val="40"/>
-          <w:szCs w:val="40"/>
-          <w14:textOutline w14:w="9525" w14:cap="flat" w14:cmpd="sng" w14:algn="ctr">
-            <w14:noFill/>
-            <w14:prstDash w14:val="solid"/>
-            <w14:round/>
-          </w14:textOutline>
-        </w:rPr>
-      </w:pPr>
-      <w:r>
-        <w:rPr>
+          <w:rFonts w:ascii="Times New Roman" w:hAnsi="Times New Roman" w:cs="Times New Roman"/>
+          <w:bCs/>
+          <w:color w:val="000000" w:themeColor="text1"/>
+          <w:sz w:val="40"/>
+          <w:szCs w:val="40"/>
+          <w14:textOutline w14:w="9525" w14:cap="flat" w14:cmpd="sng" w14:algn="ctr">
+            <w14:noFill/>
+            <w14:prstDash w14:val="solid"/>
+            <w14:round/>
+          </w14:textOutline>
+        </w:rPr>
+        <w:t>. While I previously used SMS-based codes, I’ve learned that "phishing-resistant" MFA—such as hardware security keys or authenticator apps—is now essential to block automated bot attacks. I am also adopting a "pause and verify" rule for any urgent request involving data or money, even if the voice or video looks and sounds exactly like someone I trust.</w:t>
+      </w:r>
+    </w:p>
+    <w:p>
+      <w:pPr>
+        <w:rPr>
+          <w:rFonts w:ascii="Times New Roman" w:hAnsi="Times New Roman" w:cs="Times New Roman"/>
+          <w:bCs/>
+          <w:color w:val="000000" w:themeColor="text1"/>
+          <w:sz w:val="40"/>
+          <w:szCs w:val="40"/>
+          <w14:textOutline w14:w="9525" w14:cap="flat" w14:cmpd="sng" w14:algn="ctr">
+            <w14:noFill/>
+            <w14:prstDash w14:val="solid"/>
+            <w14:round/>
+          </w14:textOutline>
+        </w:rPr>
+      </w:pPr>
+    </w:p>
+    <w:p>
+      <w:pPr>
+        <w:jc w:val="both"/>
+        <w:rPr>
+          <w:rFonts w:ascii="Times New Roman" w:hAnsi="Times New Roman" w:cs="Times New Roman"/>
+          <w:bCs/>
+          <w:color w:val="000000" w:themeColor="text1"/>
+          <w:sz w:val="40"/>
+          <w:szCs w:val="40"/>
+          <w14:textOutline w14:w="9525" w14:cap="flat" w14:cmpd="sng" w14:algn="ctr">
+            <w14:noFill/>
+            <w14:prstDash w14:val="solid"/>
+            <w14:round/>
+          </w14:textOutline>
+        </w:rPr>
+      </w:pPr>
+      <w:r>
+        <w:rPr>
+          <w:rFonts w:ascii="Times New Roman" w:hAnsi="Times New Roman" w:cs="Times New Roman"/>
           <w:bCs/>
           <w:color w:val="000000" w:themeColor="text1"/>
           <w:sz w:val="72"/>
@@ -3378,71 +3875,11 @@
             <w14:round/>
           </w14:textOutline>
         </w:rPr>
-        <w:br/>
-      </w:r>
-    </w:p>
-    <w:p>
-      <w:pPr>
-        <w:jc w:val="both"/>
-        <w:rPr>
-          <w:bCs/>
-          <w:color w:val="000000" w:themeColor="text1"/>
-          <w:sz w:val="40"/>
-          <w:szCs w:val="40"/>
-          <w14:textOutline w14:w="9525" w14:cap="flat" w14:cmpd="sng" w14:algn="ctr">
-            <w14:noFill/>
-            <w14:prstDash w14:val="solid"/>
-            <w14:round/>
-          </w14:textOutline>
-        </w:rPr>
-      </w:pPr>
-    </w:p>
-    <w:p>
-      <w:pPr>
-        <w:rPr>
-          <w:bCs/>
-          <w:color w:val="000000" w:themeColor="text1"/>
-          <w:sz w:val="40"/>
-          <w:szCs w:val="40"/>
-          <w14:textOutline w14:w="9525" w14:cap="flat" w14:cmpd="sng" w14:algn="ctr">
-            <w14:noFill/>
-            <w14:prstDash w14:val="solid"/>
-            <w14:round/>
-          </w14:textOutline>
-        </w:rPr>
-      </w:pPr>
-      <w:r>
-        <w:rPr>
-          <w:bCs/>
-          <w:color w:val="000000" w:themeColor="text1"/>
-          <w:sz w:val="40"/>
-          <w:szCs w:val="40"/>
-          <w14:textOutline w14:w="9525" w14:cap="flat" w14:cmpd="sng" w14:algn="ctr">
-            <w14:noFill/>
-            <w14:prstDash w14:val="solid"/>
-            <w14:round/>
-          </w14:textOutline>
-        </w:rPr>
-        <w:br w:type="page"/>
-      </w:r>
-    </w:p>
-    <w:p>
-      <w:pPr>
-        <w:jc w:val="both"/>
-        <w:rPr>
-          <w:bCs/>
-          <w:color w:val="000000" w:themeColor="text1"/>
-          <w:sz w:val="40"/>
-          <w:szCs w:val="40"/>
-          <w14:textOutline w14:w="9525" w14:cap="flat" w14:cmpd="sng" w14:algn="ctr">
-            <w14:noFill/>
-            <w14:prstDash w14:val="solid"/>
-            <w14:round/>
-          </w14:textOutline>
-        </w:rPr>
-      </w:pPr>
-      <w:r>
-        <w:rPr>
+        <w:t>Conclusion</w:t>
+      </w:r>
+      <w:r>
+        <w:rPr>
+          <w:rFonts w:ascii="Times New Roman" w:hAnsi="Times New Roman" w:cs="Times New Roman"/>
           <w:bCs/>
           <w:color w:val="000000" w:themeColor="text1"/>
           <w:sz w:val="72"/>
@@ -3453,11 +3890,11 @@
             <w14:round/>
           </w14:textOutline>
         </w:rPr>
-        <w:lastRenderedPageBreak/>
-        <w:t>Conclusion</w:t>
-      </w:r>
-      <w:r>
-        <w:rPr>
+        <w:br/>
+      </w:r>
+      <w:r>
+        <w:rPr>
+          <w:rFonts w:ascii="Times New Roman" w:hAnsi="Times New Roman" w:cs="Times New Roman"/>
           <w:bCs/>
           <w:color w:val="000000" w:themeColor="text1"/>
           <w:sz w:val="72"/>
@@ -3472,6 +3909,86 @@
       </w:r>
       <w:r>
         <w:rPr>
+          <w:rFonts w:ascii="Times New Roman" w:hAnsi="Times New Roman" w:cs="Times New Roman"/>
+          <w:bCs/>
+          <w:color w:val="000000" w:themeColor="text1"/>
+          <w:sz w:val="40"/>
+          <w:szCs w:val="40"/>
+          <w14:textOutline w14:w="9525" w14:cap="flat" w14:cmpd="sng" w14:algn="ctr">
+            <w14:noFill/>
+            <w14:prstDash w14:val="solid"/>
+            <w14:round/>
+          </w14:textOutline>
+        </w:rPr>
+        <w:t>In conclusion, this Digital Literacy project has provided valuable insights into the importance of effectively using digital tools in today’s academic and professional environments. Through completing the various tasks, I developed a better understanding of creating a professional digital presence, communicating responsibly online, and ensuring safety while navigating the internet. The hands-on experience with platforms like GitHub, online collaboration tools, and design applications enhanced both my technical and practical skills. Additionally, learning about cybercrime and preventive measures has made me more aware and cautious as a digital user. Overall, this project has strengthened my confidence in using digital technologies and highlighted the importance of being a responsible and informed participant in the digital world.</w:t>
+      </w:r>
+    </w:p>
+    <w:p>
+      <w:pPr>
+        <w:jc w:val="both"/>
+        <w:rPr>
+          <w:rFonts w:ascii="Times New Roman" w:hAnsi="Times New Roman" w:cs="Times New Roman"/>
+          <w:bCs/>
+          <w:color w:val="000000" w:themeColor="text1"/>
+          <w:sz w:val="40"/>
+          <w:szCs w:val="40"/>
+          <w14:textOutline w14:w="9525" w14:cap="flat" w14:cmpd="sng" w14:algn="ctr">
+            <w14:noFill/>
+            <w14:prstDash w14:val="solid"/>
+            <w14:round/>
+          </w14:textOutline>
+        </w:rPr>
+      </w:pPr>
+    </w:p>
+    <w:p>
+      <w:pPr>
+        <w:rPr>
+          <w:rFonts w:ascii="Times New Roman" w:hAnsi="Times New Roman" w:cs="Times New Roman"/>
+          <w:bCs/>
+          <w:color w:val="000000" w:themeColor="text1"/>
+          <w:sz w:val="40"/>
+          <w:szCs w:val="40"/>
+          <w14:textOutline w14:w="9525" w14:cap="flat" w14:cmpd="sng" w14:algn="ctr">
+            <w14:noFill/>
+            <w14:prstDash w14:val="solid"/>
+            <w14:round/>
+          </w14:textOutline>
+        </w:rPr>
+      </w:pPr>
+      <w:r>
+        <w:rPr>
+          <w:rFonts w:ascii="Times New Roman" w:hAnsi="Times New Roman" w:cs="Times New Roman"/>
+          <w:bCs/>
+          <w:color w:val="000000" w:themeColor="text1"/>
+          <w:sz w:val="40"/>
+          <w:szCs w:val="40"/>
+          <w14:textOutline w14:w="9525" w14:cap="flat" w14:cmpd="sng" w14:algn="ctr">
+            <w14:noFill/>
+            <w14:prstDash w14:val="solid"/>
+            <w14:round/>
+          </w14:textOutline>
+        </w:rPr>
+        <w:br w:type="page"/>
+      </w:r>
+    </w:p>
+    <w:p>
+      <w:pPr>
+        <w:rPr>
+          <w:rFonts w:ascii="Times New Roman" w:hAnsi="Times New Roman" w:cs="Times New Roman"/>
+          <w:bCs/>
+          <w:color w:val="000000" w:themeColor="text1"/>
+          <w:sz w:val="40"/>
+          <w:szCs w:val="40"/>
+          <w14:textOutline w14:w="9525" w14:cap="flat" w14:cmpd="sng" w14:algn="ctr">
+            <w14:noFill/>
+            <w14:prstDash w14:val="solid"/>
+            <w14:round/>
+          </w14:textOutline>
+        </w:rPr>
+      </w:pPr>
+      <w:r>
+        <w:rPr>
+          <w:rFonts w:ascii="Times New Roman" w:hAnsi="Times New Roman" w:cs="Times New Roman"/>
           <w:bCs/>
           <w:color w:val="000000" w:themeColor="text1"/>
           <w:sz w:val="72"/>
@@ -3482,84 +3999,12 @@
             <w14:round/>
           </w14:textOutline>
         </w:rPr>
-        <w:br/>
-      </w:r>
-      <w:r>
-        <w:rPr>
-          <w:bCs/>
-          <w:color w:val="000000" w:themeColor="text1"/>
-          <w:sz w:val="40"/>
-          <w:szCs w:val="40"/>
-          <w14:textOutline w14:w="9525" w14:cap="flat" w14:cmpd="sng" w14:algn="ctr">
-            <w14:noFill/>
-            <w14:prstDash w14:val="solid"/>
-            <w14:round/>
-          </w14:textOutline>
-        </w:rPr>
-        <w:t>In conclusion, this Digital Literacy project has provided valuable insights into the importance of effectively using digital tools in today’s academic and professional environments. Through completing the various tasks, I developed a better understanding of creating a professional digital presence, communicating responsibly online, and ensuring safety while navigating the internet. The hands-on experience with platforms like GitHub, online collaboration tools, and design applications enhanced both my technical and practical skills. Additionally, learning about cybercrime and preventive measures has made me more aware and cautious as a digital user. Overall, this project has strengthened my confidence in using digital technologies and highlighted the importance of being a responsible and informed participant in the digital world.</w:t>
-      </w:r>
-    </w:p>
-    <w:p>
-      <w:pPr>
-        <w:jc w:val="both"/>
-        <w:rPr>
-          <w:bCs/>
-          <w:color w:val="000000" w:themeColor="text1"/>
-          <w:sz w:val="40"/>
-          <w:szCs w:val="40"/>
-          <w14:textOutline w14:w="9525" w14:cap="flat" w14:cmpd="sng" w14:algn="ctr">
-            <w14:noFill/>
-            <w14:prstDash w14:val="solid"/>
-            <w14:round/>
-          </w14:textOutline>
-        </w:rPr>
-      </w:pPr>
-    </w:p>
-    <w:p>
-      <w:pPr>
-        <w:rPr>
-          <w:bCs/>
-          <w:color w:val="000000" w:themeColor="text1"/>
-          <w:sz w:val="40"/>
-          <w:szCs w:val="40"/>
-          <w14:textOutline w14:w="9525" w14:cap="flat" w14:cmpd="sng" w14:algn="ctr">
-            <w14:noFill/>
-            <w14:prstDash w14:val="solid"/>
-            <w14:round/>
-          </w14:textOutline>
-        </w:rPr>
-      </w:pPr>
-      <w:r>
-        <w:rPr>
-          <w:bCs/>
-          <w:color w:val="000000" w:themeColor="text1"/>
-          <w:sz w:val="40"/>
-          <w:szCs w:val="40"/>
-          <w14:textOutline w14:w="9525" w14:cap="flat" w14:cmpd="sng" w14:algn="ctr">
-            <w14:noFill/>
-            <w14:prstDash w14:val="solid"/>
-            <w14:round/>
-          </w14:textOutline>
-        </w:rPr>
-        <w:br w:type="page"/>
-      </w:r>
-    </w:p>
-    <w:p>
-      <w:pPr>
-        <w:rPr>
-          <w:bCs/>
-          <w:color w:val="000000" w:themeColor="text1"/>
-          <w:sz w:val="40"/>
-          <w:szCs w:val="40"/>
-          <w14:textOutline w14:w="9525" w14:cap="flat" w14:cmpd="sng" w14:algn="ctr">
-            <w14:noFill/>
-            <w14:prstDash w14:val="solid"/>
-            <w14:round/>
-          </w14:textOutline>
-        </w:rPr>
-      </w:pPr>
-      <w:r>
-        <w:rPr>
+        <w:lastRenderedPageBreak/>
+        <w:t xml:space="preserve">References: </w:t>
+      </w:r>
+      <w:r>
+        <w:rPr>
+          <w:rFonts w:ascii="Times New Roman" w:hAnsi="Times New Roman" w:cs="Times New Roman"/>
           <w:bCs/>
           <w:color w:val="000000" w:themeColor="text1"/>
           <w:sz w:val="72"/>
@@ -3570,11 +4015,11 @@
             <w14:round/>
           </w14:textOutline>
         </w:rPr>
-        <w:lastRenderedPageBreak/>
-        <w:t xml:space="preserve">References: </w:t>
-      </w:r>
-      <w:r>
-        <w:rPr>
+        <w:br/>
+      </w:r>
+      <w:r>
+        <w:rPr>
+          <w:rFonts w:ascii="Times New Roman" w:hAnsi="Times New Roman" w:cs="Times New Roman"/>
           <w:bCs/>
           <w:color w:val="000000" w:themeColor="text1"/>
           <w:sz w:val="72"/>
@@ -3587,8 +4032,41 @@
         </w:rPr>
         <w:br/>
       </w:r>
-      <w:r>
-        <w:rPr>
+      <w:proofErr w:type="spellStart"/>
+      <w:r>
+        <w:rPr>
+          <w:rFonts w:ascii="Times New Roman" w:hAnsi="Times New Roman" w:cs="Times New Roman"/>
+          <w:bCs/>
+          <w:color w:val="000000" w:themeColor="text1"/>
+          <w:sz w:val="40"/>
+          <w:szCs w:val="40"/>
+          <w14:textOutline w14:w="9525" w14:cap="flat" w14:cmpd="sng" w14:algn="ctr">
+            <w14:noFill/>
+            <w14:prstDash w14:val="solid"/>
+            <w14:round/>
+          </w14:textOutline>
+        </w:rPr>
+        <w:t>VITyarthi</w:t>
+      </w:r>
+      <w:proofErr w:type="spellEnd"/>
+      <w:r>
+        <w:rPr>
+          <w:rFonts w:ascii="Times New Roman" w:hAnsi="Times New Roman" w:cs="Times New Roman"/>
+          <w:bCs/>
+          <w:color w:val="000000" w:themeColor="text1"/>
+          <w:sz w:val="40"/>
+          <w:szCs w:val="40"/>
+          <w14:textOutline w14:w="9525" w14:cap="flat" w14:cmpd="sng" w14:algn="ctr">
+            <w14:noFill/>
+            <w14:prstDash w14:val="solid"/>
+            <w14:round/>
+          </w14:textOutline>
+        </w:rPr>
+        <w:t xml:space="preserve"> site:</w:t>
+      </w:r>
+      <w:r>
+        <w:rPr>
+          <w:rFonts w:ascii="Times New Roman" w:hAnsi="Times New Roman" w:cs="Times New Roman"/>
           <w:bCs/>
           <w:color w:val="000000" w:themeColor="text1"/>
           <w:sz w:val="72"/>
@@ -3601,54 +4079,11 @@
         </w:rPr>
         <w:br/>
       </w:r>
-      <w:proofErr w:type="spellStart"/>
-      <w:r>
-        <w:rPr>
-          <w:bCs/>
-          <w:color w:val="000000" w:themeColor="text1"/>
-          <w:sz w:val="40"/>
-          <w:szCs w:val="40"/>
-          <w14:textOutline w14:w="9525" w14:cap="flat" w14:cmpd="sng" w14:algn="ctr">
-            <w14:noFill/>
-            <w14:prstDash w14:val="solid"/>
-            <w14:round/>
-          </w14:textOutline>
-        </w:rPr>
-        <w:t>VITyarthi</w:t>
-      </w:r>
-      <w:proofErr w:type="spellEnd"/>
-      <w:r>
-        <w:rPr>
-          <w:bCs/>
-          <w:color w:val="000000" w:themeColor="text1"/>
-          <w:sz w:val="40"/>
-          <w:szCs w:val="40"/>
-          <w14:textOutline w14:w="9525" w14:cap="flat" w14:cmpd="sng" w14:algn="ctr">
-            <w14:noFill/>
-            <w14:prstDash w14:val="solid"/>
-            <w14:round/>
-          </w14:textOutline>
-        </w:rPr>
-        <w:t xml:space="preserve"> site:</w:t>
-      </w:r>
-      <w:r>
-        <w:rPr>
-          <w:bCs/>
-          <w:color w:val="000000" w:themeColor="text1"/>
-          <w:sz w:val="72"/>
-          <w:szCs w:val="72"/>
-          <w14:textOutline w14:w="9525" w14:cap="flat" w14:cmpd="sng" w14:algn="ctr">
-            <w14:noFill/>
-            <w14:prstDash w14:val="solid"/>
-            <w14:round/>
-          </w14:textOutline>
-        </w:rPr>
-        <w:br/>
-      </w:r>
-      <w:hyperlink r:id="rId15" w:history="1">
+      <w:hyperlink r:id="rId20" w:history="1">
         <w:r>
           <w:rPr>
             <w:rStyle w:val="Hyperlink"/>
+            <w:rFonts w:ascii="Times New Roman" w:hAnsi="Times New Roman" w:cs="Times New Roman"/>
             <w:bCs/>
             <w:sz w:val="40"/>
             <w:szCs w:val="40"/>
@@ -3663,6 +4098,7 @@
       </w:hyperlink>
       <w:r>
         <w:rPr>
+          <w:rFonts w:ascii="Times New Roman" w:hAnsi="Times New Roman" w:cs="Times New Roman"/>
           <w:bCs/>
           <w:color w:val="000000" w:themeColor="text1"/>
           <w:sz w:val="40"/>
@@ -3677,6 +4113,7 @@
       </w:r>
       <w:r>
         <w:rPr>
+          <w:rFonts w:ascii="Times New Roman" w:hAnsi="Times New Roman" w:cs="Times New Roman"/>
           <w:bCs/>
           <w:color w:val="000000" w:themeColor="text1"/>
           <w:sz w:val="40"/>
@@ -3691,6 +4128,7 @@
       </w:r>
       <w:r>
         <w:rPr>
+          <w:rFonts w:ascii="Times New Roman" w:hAnsi="Times New Roman" w:cs="Times New Roman"/>
           <w:bCs/>
           <w:color w:val="000000" w:themeColor="text1"/>
           <w:sz w:val="40"/>
@@ -3706,6 +4144,7 @@
       </w:r>
       <w:r>
         <w:rPr>
+          <w:rFonts w:ascii="Times New Roman" w:hAnsi="Times New Roman" w:cs="Times New Roman"/>
           <w:bCs/>
           <w:color w:val="000000" w:themeColor="text1"/>
           <w:sz w:val="40"/>
@@ -3718,10 +4157,11 @@
         </w:rPr>
         <w:br/>
       </w:r>
-      <w:hyperlink r:id="rId16" w:history="1">
+      <w:hyperlink r:id="rId21" w:history="1">
         <w:r>
           <w:rPr>
             <w:rStyle w:val="Hyperlink"/>
+            <w:rFonts w:ascii="Times New Roman" w:hAnsi="Times New Roman" w:cs="Times New Roman"/>
             <w:bCs/>
             <w:sz w:val="40"/>
             <w:szCs w:val="40"/>
@@ -3736,6 +4176,7 @@
       </w:hyperlink>
       <w:r>
         <w:rPr>
+          <w:rFonts w:ascii="Times New Roman" w:hAnsi="Times New Roman" w:cs="Times New Roman"/>
           <w:bCs/>
           <w:color w:val="000000" w:themeColor="text1"/>
           <w:sz w:val="40"/>
@@ -3750,6 +4191,7 @@
       </w:r>
       <w:r>
         <w:rPr>
+          <w:rFonts w:ascii="Times New Roman" w:hAnsi="Times New Roman" w:cs="Times New Roman"/>
           <w:bCs/>
           <w:color w:val="000000" w:themeColor="text1"/>
           <w:sz w:val="40"/>
@@ -3766,19 +4208,21 @@
     <w:p>
       <w:pPr>
         <w:rPr>
-          <w:bCs/>
-          <w:color w:val="000000" w:themeColor="text1"/>
-          <w:sz w:val="40"/>
-          <w:szCs w:val="40"/>
-          <w14:textOutline w14:w="9525" w14:cap="flat" w14:cmpd="sng" w14:algn="ctr">
-            <w14:noFill/>
-            <w14:prstDash w14:val="solid"/>
-            <w14:round/>
-          </w14:textOutline>
-        </w:rPr>
-      </w:pPr>
-      <w:r>
-        <w:rPr>
+          <w:rFonts w:ascii="Times New Roman" w:hAnsi="Times New Roman" w:cs="Times New Roman"/>
+          <w:bCs/>
+          <w:color w:val="000000" w:themeColor="text1"/>
+          <w:sz w:val="40"/>
+          <w:szCs w:val="40"/>
+          <w14:textOutline w14:w="9525" w14:cap="flat" w14:cmpd="sng" w14:algn="ctr">
+            <w14:noFill/>
+            <w14:prstDash w14:val="solid"/>
+            <w14:round/>
+          </w14:textOutline>
+        </w:rPr>
+      </w:pPr>
+      <w:r>
+        <w:rPr>
+          <w:rFonts w:ascii="Times New Roman" w:hAnsi="Times New Roman" w:cs="Times New Roman"/>
           <w:bCs/>
           <w:color w:val="000000" w:themeColor="text1"/>
           <w:sz w:val="40"/>
@@ -3793,6 +4237,7 @@
       </w:r>
       <w:r>
         <w:rPr>
+          <w:rFonts w:ascii="Times New Roman" w:hAnsi="Times New Roman" w:cs="Times New Roman"/>
           <w:bCs/>
           <w:color w:val="000000" w:themeColor="text1"/>
           <w:sz w:val="40"/>
@@ -3805,10 +4250,11 @@
         </w:rPr>
         <w:br/>
       </w:r>
-      <w:hyperlink r:id="rId17" w:history="1">
+      <w:hyperlink r:id="rId22" w:history="1">
         <w:r>
           <w:rPr>
             <w:rStyle w:val="Hyperlink"/>
+            <w:rFonts w:ascii="Times New Roman" w:hAnsi="Times New Roman" w:cs="Times New Roman"/>
             <w:bCs/>
             <w:sz w:val="40"/>
             <w:szCs w:val="40"/>
@@ -3823,6 +4269,7 @@
       </w:hyperlink>
       <w:r>
         <w:rPr>
+          <w:rFonts w:ascii="Times New Roman" w:hAnsi="Times New Roman" w:cs="Times New Roman"/>
           <w:bCs/>
           <w:color w:val="000000" w:themeColor="text1"/>
           <w:sz w:val="40"/>
@@ -3837,6 +4284,7 @@
       </w:r>
       <w:r>
         <w:rPr>
+          <w:rFonts w:ascii="Times New Roman" w:hAnsi="Times New Roman" w:cs="Times New Roman"/>
           <w:bCs/>
           <w:color w:val="000000" w:themeColor="text1"/>
           <w:sz w:val="40"/>
@@ -3852,6 +4300,7 @@
       </w:r>
       <w:r>
         <w:rPr>
+          <w:rFonts w:ascii="Times New Roman" w:hAnsi="Times New Roman" w:cs="Times New Roman"/>
           <w:bCs/>
           <w:color w:val="000000" w:themeColor="text1"/>
           <w:sz w:val="40"/>
@@ -3864,10 +4313,11 @@
         </w:rPr>
         <w:br/>
       </w:r>
-      <w:hyperlink r:id="rId18" w:history="1">
+      <w:hyperlink r:id="rId23" w:history="1">
         <w:r>
           <w:rPr>
             <w:rStyle w:val="Hyperlink"/>
+            <w:rFonts w:ascii="Times New Roman" w:hAnsi="Times New Roman" w:cs="Times New Roman"/>
             <w:bCs/>
             <w:sz w:val="40"/>
             <w:szCs w:val="40"/>
@@ -3882,6 +4332,7 @@
       </w:hyperlink>
       <w:r>
         <w:rPr>
+          <w:rFonts w:ascii="Times New Roman" w:hAnsi="Times New Roman" w:cs="Times New Roman"/>
           <w:bCs/>
           <w:color w:val="000000" w:themeColor="text1"/>
           <w:sz w:val="40"/>
@@ -3896,6 +4347,7 @@
       </w:r>
       <w:r>
         <w:rPr>
+          <w:rFonts w:ascii="Times New Roman" w:hAnsi="Times New Roman" w:cs="Times New Roman"/>
           <w:bCs/>
           <w:color w:val="000000" w:themeColor="text1"/>
           <w:sz w:val="40"/>
@@ -3910,6 +4362,7 @@
       </w:r>
       <w:r>
         <w:rPr>
+          <w:rFonts w:ascii="Times New Roman" w:hAnsi="Times New Roman" w:cs="Times New Roman"/>
           <w:bCs/>
           <w:color w:val="000000" w:themeColor="text1"/>
           <w:sz w:val="40"/>
@@ -3924,6 +4377,7 @@
       </w:r>
       <w:r>
         <w:rPr>
+          <w:rFonts w:ascii="Times New Roman" w:hAnsi="Times New Roman" w:cs="Times New Roman"/>
           <w:bCs/>
           <w:color w:val="000000" w:themeColor="text1"/>
           <w:sz w:val="40"/>
@@ -4550,6 +5004,7 @@
   <w:style w:type="character" w:default="1" w:styleId="DefaultParagraphFont">
     <w:name w:val="Default Paragraph Font"/>
     <w:uiPriority w:val="1"/>
+    <w:semiHidden/>
     <w:unhideWhenUsed/>
   </w:style>
   <w:style w:type="table" w:default="1" w:styleId="TableNormal">
